--- a/EXPORTS/DOCX/published/niveau3/English/KoninklijkeDefensieMus.docx
+++ b/EXPORTS/DOCX/published/niveau3/English/KoninklijkeDefensieMus.docx
@@ -188,7 +188,7 @@
           <w:rFonts w:ascii="Charis SIL Regular" w:hAnsi="Charis SIL Regular" w:eastAsia="Charis SIL Regular"/>
           <w:b w:val="0"/>
           <w:i w:val="0"/>
-          <w:color w:val="0066CC"/>
+          <w:color w:val="0000FF"/>
           <w:sz w:val="24"/>
           <w:u w:val="single"/>
         </w:rPr>
@@ -206,7 +206,7 @@
           <w:rFonts w:ascii="Charis SIL Regular" w:hAnsi="Charis SIL Regular" w:eastAsia="Charis SIL Regular"/>
           <w:b w:val="0"/>
           <w:i w:val="0"/>
-          <w:color w:val="0066CC"/>
+          <w:color w:val="0000FF"/>
           <w:sz w:val="24"/>
           <w:u w:val="single"/>
         </w:rPr>
@@ -231,7 +231,7 @@
       </w:r>
       <w:r>
         <w:rPr>
-          <w:u w:val="single" w:color="0066cc"/>
+          <w:u w:val="single" w:color="0000ff"/>
           <w:rFonts w:ascii="Charis SIL Regular" w:hAnsi="Charis SIL Regular" w:eastAsia="Charis SIL Regular"/>
           <w:b w:val="0"/>
           <w:i w:val="0"/>
@@ -259,7 +259,7 @@
       </w:r>
       <w:r>
         <w:rPr>
-          <w:u w:val="single" w:color="0066cc"/>
+          <w:u w:val="single" w:color="0000ff"/>
           <w:rFonts w:ascii="Charis SIL Regular" w:hAnsi="Charis SIL Regular" w:eastAsia="Charis SIL Regular"/>
           <w:b w:val="0"/>
           <w:i w:val="0"/>
@@ -320,7 +320,7 @@
           <w:rFonts w:ascii="Charis SIL Regular" w:hAnsi="Charis SIL Regular" w:eastAsia="Charis SIL Regular"/>
           <w:b w:val="0"/>
           <w:i w:val="0"/>
-          <w:color w:val="0066CC"/>
+          <w:color w:val="0000FF"/>
           <w:sz w:val="24"/>
           <w:u w:val="single"/>
         </w:rPr>
@@ -355,7 +355,7 @@
       </w:r>
       <w:r>
         <w:rPr>
-          <w:u w:val="single" w:color="0066cc"/>
+          <w:u w:val="single" w:color="0000ff"/>
           <w:rFonts w:ascii="Charis SIL Regular" w:hAnsi="Charis SIL Regular" w:eastAsia="Charis SIL Regular"/>
           <w:b w:val="0"/>
           <w:i w:val="0"/>
@@ -436,7 +436,7 @@
           <w:rFonts w:ascii="Charis SIL Regular" w:hAnsi="Charis SIL Regular" w:eastAsia="Charis SIL Regular"/>
           <w:b w:val="0"/>
           <w:i w:val="0"/>
-          <w:color w:val="0066CC"/>
+          <w:color w:val="0000FF"/>
           <w:sz w:val="24"/>
           <w:u w:val="single"/>
         </w:rPr>
@@ -454,7 +454,7 @@
           <w:rFonts w:ascii="Charis SIL Regular" w:hAnsi="Charis SIL Regular" w:eastAsia="Charis SIL Regular"/>
           <w:b w:val="0"/>
           <w:i w:val="0"/>
-          <w:color w:val="0066CC"/>
+          <w:color w:val="0000FF"/>
           <w:sz w:val="24"/>
           <w:u w:val="single"/>
         </w:rPr>
@@ -465,7 +465,7 @@
           <w:rFonts w:ascii="Charis SIL Regular" w:hAnsi="Charis SIL Regular" w:eastAsia="Charis SIL Regular"/>
           <w:b w:val="0"/>
           <w:i w:val="0"/>
-          <w:color w:val="0066CC"/>
+          <w:color w:val="0000FF"/>
           <w:sz w:val="24"/>
           <w:u w:val="single"/>
         </w:rPr>
@@ -483,7 +483,7 @@
           <w:rFonts w:ascii="Charis SIL Regular" w:hAnsi="Charis SIL Regular" w:eastAsia="Charis SIL Regular"/>
           <w:b w:val="0"/>
           <w:i w:val="0"/>
-          <w:color w:val="0066CC"/>
+          <w:color w:val="0000FF"/>
           <w:sz w:val="24"/>
           <w:u w:val="single"/>
         </w:rPr>
@@ -494,7 +494,7 @@
           <w:rFonts w:ascii="Charis SIL Regular" w:hAnsi="Charis SIL Regular" w:eastAsia="Charis SIL Regular"/>
           <w:b w:val="0"/>
           <w:i w:val="0"/>
-          <w:color w:val="0066CC"/>
+          <w:color w:val="0000FF"/>
           <w:sz w:val="24"/>
           <w:u w:val="single"/>
         </w:rPr>
@@ -512,7 +512,7 @@
           <w:rFonts w:ascii="Charis SIL Regular" w:hAnsi="Charis SIL Regular" w:eastAsia="Charis SIL Regular"/>
           <w:b w:val="0"/>
           <w:i w:val="0"/>
-          <w:color w:val="0066CC"/>
+          <w:color w:val="0000FF"/>
           <w:sz w:val="24"/>
           <w:u w:val="single"/>
         </w:rPr>
@@ -523,7 +523,7 @@
           <w:rFonts w:ascii="Charis SIL Regular" w:hAnsi="Charis SIL Regular" w:eastAsia="Charis SIL Regular"/>
           <w:b w:val="0"/>
           <w:i w:val="0"/>
-          <w:color w:val="0066CC"/>
+          <w:color w:val="0000FF"/>
           <w:sz w:val="24"/>
           <w:u w:val="single"/>
         </w:rPr>
@@ -541,7 +541,7 @@
           <w:rFonts w:ascii="Charis SIL Regular" w:hAnsi="Charis SIL Regular" w:eastAsia="Charis SIL Regular"/>
           <w:b w:val="0"/>
           <w:i w:val="0"/>
-          <w:color w:val="0066CC"/>
+          <w:color w:val="0000FF"/>
           <w:sz w:val="24"/>
           <w:u w:val="single"/>
         </w:rPr>
@@ -552,7 +552,7 @@
           <w:rFonts w:ascii="Charis SIL Regular" w:hAnsi="Charis SIL Regular" w:eastAsia="Charis SIL Regular"/>
           <w:b w:val="0"/>
           <w:i w:val="0"/>
-          <w:color w:val="0066CC"/>
+          <w:color w:val="0000FF"/>
           <w:sz w:val="24"/>
           <w:u w:val="single"/>
         </w:rPr>
@@ -570,7 +570,7 @@
           <w:rFonts w:ascii="Charis SIL Regular" w:hAnsi="Charis SIL Regular" w:eastAsia="Charis SIL Regular"/>
           <w:b w:val="0"/>
           <w:i w:val="0"/>
-          <w:color w:val="0066CC"/>
+          <w:color w:val="0000FF"/>
           <w:sz w:val="24"/>
           <w:u w:val="single"/>
         </w:rPr>
@@ -581,7 +581,7 @@
           <w:rFonts w:ascii="Charis SIL Regular" w:hAnsi="Charis SIL Regular" w:eastAsia="Charis SIL Regular"/>
           <w:b w:val="0"/>
           <w:i w:val="0"/>
-          <w:color w:val="0066CC"/>
+          <w:color w:val="0000FF"/>
           <w:sz w:val="24"/>
           <w:u w:val="single"/>
         </w:rPr>
@@ -599,7 +599,7 @@
           <w:rFonts w:ascii="Charis SIL Regular" w:hAnsi="Charis SIL Regular" w:eastAsia="Charis SIL Regular"/>
           <w:b w:val="0"/>
           <w:i w:val="0"/>
-          <w:color w:val="0066CC"/>
+          <w:color w:val="0000FF"/>
           <w:sz w:val="24"/>
           <w:u w:val="single"/>
         </w:rPr>
@@ -610,7 +610,7 @@
           <w:rFonts w:ascii="Charis SIL Regular" w:hAnsi="Charis SIL Regular" w:eastAsia="Charis SIL Regular"/>
           <w:b w:val="0"/>
           <w:i w:val="0"/>
-          <w:color w:val="0066CC"/>
+          <w:color w:val="0000FF"/>
           <w:sz w:val="24"/>
           <w:u w:val="single"/>
         </w:rPr>
@@ -678,7 +678,7 @@
           <w:rFonts w:ascii="Charis SIL Regular" w:hAnsi="Charis SIL Regular" w:eastAsia="Charis SIL Regular"/>
           <w:b w:val="0"/>
           <w:i w:val="0"/>
-          <w:color w:val="0066CC"/>
+          <w:color w:val="0000FF"/>
           <w:sz w:val="24"/>
           <w:u w:val="single"/>
         </w:rPr>
@@ -713,7 +713,7 @@
       </w:r>
       <w:r>
         <w:rPr>
-          <w:u w:val="single" w:color="0066cc"/>
+          <w:u w:val="single" w:color="0000ff"/>
           <w:rFonts w:ascii="Charis SIL Regular" w:hAnsi="Charis SIL Regular" w:eastAsia="Charis SIL Regular"/>
           <w:b w:val="0"/>
           <w:i w:val="0"/>
@@ -824,7 +824,7 @@
           <w:rFonts w:ascii="Charis SIL Regular" w:hAnsi="Charis SIL Regular" w:eastAsia="Charis SIL Regular"/>
           <w:b w:val="0"/>
           <w:i w:val="0"/>
-          <w:color w:val="0066CC"/>
+          <w:color w:val="0000FF"/>
           <w:sz w:val="24"/>
           <w:u w:val="single"/>
         </w:rPr>
@@ -862,7 +862,7 @@
           <w:rFonts w:ascii="Charis SIL Regular" w:hAnsi="Charis SIL Regular" w:eastAsia="Charis SIL Regular"/>
           <w:b w:val="0"/>
           <w:i w:val="0"/>
-          <w:color w:val="0066CC"/>
+          <w:color w:val="0000FF"/>
           <w:sz w:val="24"/>
           <w:u w:val="single"/>
         </w:rPr>
@@ -880,7 +880,7 @@
           <w:rFonts w:ascii="Charis SIL Regular" w:hAnsi="Charis SIL Regular" w:eastAsia="Charis SIL Regular"/>
           <w:b w:val="0"/>
           <w:i w:val="0"/>
-          <w:color w:val="0066CC"/>
+          <w:color w:val="0000FF"/>
           <w:sz w:val="24"/>
           <w:u w:val="single"/>
         </w:rPr>
@@ -891,7 +891,7 @@
           <w:rFonts w:ascii="Charis SIL Regular" w:hAnsi="Charis SIL Regular" w:eastAsia="Charis SIL Regular"/>
           <w:b w:val="0"/>
           <w:i w:val="0"/>
-          <w:color w:val="0066CC"/>
+          <w:color w:val="0000FF"/>
           <w:sz w:val="24"/>
           <w:u w:val="single"/>
         </w:rPr>
@@ -916,7 +916,7 @@
       </w:r>
       <w:r>
         <w:rPr>
-          <w:u w:val="single" w:color="0066cc"/>
+          <w:u w:val="single" w:color="0000ff"/>
           <w:rFonts w:ascii="Charis SIL Regular" w:hAnsi="Charis SIL Regular" w:eastAsia="Charis SIL Regular"/>
           <w:b w:val="0"/>
           <w:i w:val="0"/>
@@ -954,7 +954,7 @@
       </w:r>
       <w:r>
         <w:rPr>
-          <w:u w:val="single" w:color="0066cc"/>
+          <w:u w:val="single" w:color="0000ff"/>
           <w:rFonts w:ascii="Charis SIL Regular" w:hAnsi="Charis SIL Regular" w:eastAsia="Charis SIL Regular"/>
           <w:b w:val="0"/>
           <w:i w:val="0"/>
@@ -972,7 +972,7 @@
       </w:r>
       <w:r>
         <w:rPr>
-          <w:u w:val="single" w:color="0066cc"/>
+          <w:u w:val="single" w:color="0000ff"/>
           <w:rFonts w:ascii="Charis SIL Regular" w:hAnsi="Charis SIL Regular" w:eastAsia="Charis SIL Regular"/>
           <w:b w:val="0"/>
           <w:i w:val="0"/>
@@ -990,7 +990,7 @@
       </w:r>
       <w:r>
         <w:rPr>
-          <w:u w:val="single" w:color="0066cc"/>
+          <w:u w:val="single" w:color="0000ff"/>
           <w:rFonts w:ascii="Charis SIL Regular" w:hAnsi="Charis SIL Regular" w:eastAsia="Charis SIL Regular"/>
           <w:b w:val="0"/>
           <w:i w:val="0"/>
@@ -1071,7 +1071,7 @@
           <w:rFonts w:ascii="Charis SIL Regular" w:hAnsi="Charis SIL Regular" w:eastAsia="Charis SIL Regular"/>
           <w:b w:val="0"/>
           <w:i w:val="0"/>
-          <w:color w:val="0066CC"/>
+          <w:color w:val="0000FF"/>
           <w:sz w:val="24"/>
           <w:u w:val="single"/>
         </w:rPr>
@@ -1089,7 +1089,7 @@
           <w:rFonts w:ascii="Charis SIL Regular" w:hAnsi="Charis SIL Regular" w:eastAsia="Charis SIL Regular"/>
           <w:b w:val="0"/>
           <w:i w:val="0"/>
-          <w:color w:val="0066CC"/>
+          <w:color w:val="0000FF"/>
           <w:sz w:val="24"/>
           <w:u w:val="single"/>
         </w:rPr>
@@ -1100,7 +1100,7 @@
           <w:rFonts w:ascii="Charis SIL Regular" w:hAnsi="Charis SIL Regular" w:eastAsia="Charis SIL Regular"/>
           <w:b w:val="0"/>
           <w:i w:val="0"/>
-          <w:color w:val="0066CC"/>
+          <w:color w:val="0000FF"/>
           <w:sz w:val="24"/>
           <w:u w:val="single"/>
         </w:rPr>
@@ -1135,7 +1135,7 @@
       </w:r>
       <w:r>
         <w:rPr>
-          <w:u w:val="single" w:color="0066cc"/>
+          <w:u w:val="single" w:color="0000ff"/>
           <w:rFonts w:ascii="Charis SIL Regular" w:hAnsi="Charis SIL Regular" w:eastAsia="Charis SIL Regular"/>
           <w:b w:val="0"/>
           <w:i w:val="0"/>
@@ -1153,7 +1153,7 @@
       </w:r>
       <w:r>
         <w:rPr>
-          <w:u w:val="single" w:color="0066cc"/>
+          <w:u w:val="single" w:color="0000ff"/>
           <w:rFonts w:ascii="Charis SIL Regular" w:hAnsi="Charis SIL Regular" w:eastAsia="Charis SIL Regular"/>
           <w:b w:val="0"/>
           <w:i w:val="0"/>
@@ -1224,7 +1224,7 @@
           <w:rFonts w:ascii="Charis SIL Regular" w:hAnsi="Charis SIL Regular" w:eastAsia="Charis SIL Regular"/>
           <w:b w:val="0"/>
           <w:i w:val="0"/>
-          <w:color w:val="0066CC"/>
+          <w:color w:val="0000FF"/>
           <w:sz w:val="24"/>
           <w:u w:val="single"/>
         </w:rPr>
@@ -1242,7 +1242,7 @@
           <w:rFonts w:ascii="Charis SIL Regular" w:hAnsi="Charis SIL Regular" w:eastAsia="Charis SIL Regular"/>
           <w:b w:val="0"/>
           <w:i w:val="0"/>
-          <w:color w:val="0066CC"/>
+          <w:color w:val="0000FF"/>
           <w:sz w:val="24"/>
           <w:u w:val="single"/>
         </w:rPr>
@@ -1253,7 +1253,7 @@
           <w:rFonts w:ascii="Charis SIL Regular" w:hAnsi="Charis SIL Regular" w:eastAsia="Charis SIL Regular"/>
           <w:b w:val="0"/>
           <w:i w:val="0"/>
-          <w:color w:val="0066CC"/>
+          <w:color w:val="0000FF"/>
           <w:sz w:val="24"/>
           <w:u w:val="single"/>
         </w:rPr>
@@ -1288,7 +1288,7 @@
       </w:r>
       <w:r>
         <w:rPr>
-          <w:u w:val="single" w:color="0066cc"/>
+          <w:u w:val="single" w:color="0000ff"/>
           <w:rFonts w:ascii="Charis SIL Regular" w:hAnsi="Charis SIL Regular" w:eastAsia="Charis SIL Regular"/>
           <w:b w:val="0"/>
           <w:i w:val="0"/>
@@ -1299,7 +1299,7 @@
       </w:r>
       <w:r>
         <w:rPr>
-          <w:u w:val="single" w:color="0066cc"/>
+          <w:u w:val="single" w:color="0000ff"/>
           <w:rFonts w:ascii="Charis SIL Regular" w:hAnsi="Charis SIL Regular" w:eastAsia="Charis SIL Regular"/>
           <w:b w:val="0"/>
           <w:i w:val="0"/>
@@ -1389,7 +1389,7 @@
           <w:rFonts w:ascii="Charis SIL Regular" w:hAnsi="Charis SIL Regular" w:eastAsia="Charis SIL Regular"/>
           <w:b w:val="0"/>
           <w:i w:val="0"/>
-          <w:color w:val="0066CC"/>
+          <w:color w:val="0000FF"/>
           <w:sz w:val="24"/>
           <w:u w:val="single"/>
         </w:rPr>
@@ -1407,7 +1407,7 @@
           <w:rFonts w:ascii="Charis SIL Regular" w:hAnsi="Charis SIL Regular" w:eastAsia="Charis SIL Regular"/>
           <w:b w:val="0"/>
           <w:i w:val="0"/>
-          <w:color w:val="0066CC"/>
+          <w:color w:val="0000FF"/>
           <w:sz w:val="24"/>
           <w:u w:val="single"/>
         </w:rPr>
@@ -1418,7 +1418,7 @@
           <w:rFonts w:ascii="Charis SIL Regular" w:hAnsi="Charis SIL Regular" w:eastAsia="Charis SIL Regular"/>
           <w:b w:val="0"/>
           <w:i w:val="0"/>
-          <w:color w:val="0066CC"/>
+          <w:color w:val="0000FF"/>
           <w:sz w:val="24"/>
           <w:u w:val="single"/>
         </w:rPr>
@@ -1436,7 +1436,7 @@
           <w:rFonts w:ascii="Charis SIL Regular" w:hAnsi="Charis SIL Regular" w:eastAsia="Charis SIL Regular"/>
           <w:b w:val="0"/>
           <w:i w:val="0"/>
-          <w:color w:val="0066CC"/>
+          <w:color w:val="0000FF"/>
           <w:sz w:val="24"/>
           <w:u w:val="single"/>
         </w:rPr>
@@ -1504,7 +1504,7 @@
           <w:rFonts w:ascii="Charis SIL Regular" w:hAnsi="Charis SIL Regular" w:eastAsia="Charis SIL Regular"/>
           <w:b w:val="0"/>
           <w:i w:val="0"/>
-          <w:color w:val="0066CC"/>
+          <w:color w:val="0000FF"/>
           <w:sz w:val="24"/>
           <w:u w:val="single"/>
         </w:rPr>
@@ -1522,7 +1522,7 @@
           <w:rFonts w:ascii="Charis SIL Regular" w:hAnsi="Charis SIL Regular" w:eastAsia="Charis SIL Regular"/>
           <w:b w:val="0"/>
           <w:i w:val="0"/>
-          <w:color w:val="0066CC"/>
+          <w:color w:val="0000FF"/>
           <w:sz w:val="24"/>
           <w:u w:val="single"/>
         </w:rPr>
@@ -1533,7 +1533,7 @@
           <w:rFonts w:ascii="Charis SIL Regular" w:hAnsi="Charis SIL Regular" w:eastAsia="Charis SIL Regular"/>
           <w:b w:val="0"/>
           <w:i w:val="0"/>
-          <w:color w:val="0066CC"/>
+          <w:color w:val="0000FF"/>
           <w:sz w:val="24"/>
           <w:u w:val="single"/>
         </w:rPr>
@@ -1558,7 +1558,7 @@
       </w:r>
       <w:r>
         <w:rPr>
-          <w:u w:val="single" w:color="0066cc"/>
+          <w:u w:val="single" w:color="0000ff"/>
           <w:rFonts w:ascii="Charis SIL Regular" w:hAnsi="Charis SIL Regular" w:eastAsia="Charis SIL Regular"/>
           <w:b w:val="0"/>
           <w:i w:val="0"/>
@@ -1576,7 +1576,7 @@
       </w:r>
       <w:r>
         <w:rPr>
-          <w:u w:val="single" w:color="0066cc"/>
+          <w:u w:val="single" w:color="0000ff"/>
           <w:rFonts w:ascii="Charis SIL Regular" w:hAnsi="Charis SIL Regular" w:eastAsia="Charis SIL Regular"/>
           <w:b w:val="0"/>
           <w:i w:val="0"/>
@@ -1617,7 +1617,7 @@
           <w:rFonts w:ascii="Charis SIL Regular" w:hAnsi="Charis SIL Regular" w:eastAsia="Charis SIL Regular"/>
           <w:b w:val="0"/>
           <w:i w:val="0"/>
-          <w:color w:val="0066CC"/>
+          <w:color w:val="0000FF"/>
           <w:sz w:val="24"/>
           <w:u w:val="single"/>
         </w:rPr>
@@ -1635,7 +1635,7 @@
           <w:rFonts w:ascii="Charis SIL Regular" w:hAnsi="Charis SIL Regular" w:eastAsia="Charis SIL Regular"/>
           <w:b w:val="0"/>
           <w:i w:val="0"/>
-          <w:color w:val="0066CC"/>
+          <w:color w:val="0000FF"/>
           <w:sz w:val="24"/>
           <w:u w:val="single"/>
         </w:rPr>
@@ -1656,29 +1656,11 @@
           <w:color w:val="000000"/>
           <w:sz w:val="24"/>
         </w:rPr>
-        <w:t xml:space="preserve"> of the Mariniersmuseum is available for public perusal. Please contact the </w:t>
+        <w:t xml:space="preserve"> of the Mariniersmuseum is available for public perusal. Please contact the museum </w:t>
       </w:r>
       <w:r>
         <w:rPr>
-          <w:u w:val="single" w:color="0066cc"/>
-          <w:rFonts w:ascii="Charis SIL Regular" w:hAnsi="Charis SIL Regular" w:eastAsia="Charis SIL Regular"/>
-          <w:b w:val="0"/>
-          <w:i w:val="0"/>
-          <w:color w:val="000000"/>
-          <w:sz w:val="24"/>
-        </w:rPr>
-        <w:hyperlink r:id="rId19" w:history="1">
-          <w:r>
-            <w:rPr>
-              <w:rStyle w:val="Hyperlink"/>
-            </w:rPr>
-            <w:t xml:space="preserve">museum </w:t>
-          </w:r>
-        </w:hyperlink>
-      </w:r>
-      <w:r>
-        <w:rPr>
-          <w:u w:val="single" w:color="0066cc"/>
+          <w:u w:val="single" w:color="0000ff"/>
           <w:rFonts w:ascii="Charis SIL Regular" w:hAnsi="Charis SIL Regular" w:eastAsia="Charis SIL Regular"/>
           <w:b w:val="0"/>
           <w:i w:val="0"/>
@@ -1729,7 +1711,7 @@
           <w:rFonts w:ascii="Charis SIL Regular" w:hAnsi="Charis SIL Regular" w:eastAsia="Charis SIL Regular"/>
           <w:b w:val="0"/>
           <w:i w:val="0"/>
-          <w:color w:val="0066CC"/>
+          <w:color w:val="0000FF"/>
           <w:sz w:val="24"/>
           <w:u w:val="single"/>
         </w:rPr>
@@ -1747,7 +1729,7 @@
           <w:rFonts w:ascii="Charis SIL Regular" w:hAnsi="Charis SIL Regular" w:eastAsia="Charis SIL Regular"/>
           <w:b w:val="0"/>
           <w:i w:val="0"/>
-          <w:color w:val="0066CC"/>
+          <w:color w:val="0000FF"/>
           <w:sz w:val="24"/>
           <w:u w:val="single"/>
         </w:rPr>
@@ -1898,7 +1880,7 @@
           <w:rFonts w:ascii="Charis SIL Regular" w:hAnsi="Charis SIL Regular" w:eastAsia="Charis SIL Regular"/>
           <w:b w:val="0"/>
           <w:i w:val="0"/>
-          <w:color w:val="0066CC"/>
+          <w:color w:val="0000FF"/>
           <w:sz w:val="24"/>
           <w:u w:val="single"/>
         </w:rPr>
@@ -1922,7 +1904,7 @@
           <w:rFonts w:ascii="Charis SIL Regular" w:hAnsi="Charis SIL Regular" w:eastAsia="Charis SIL Regular"/>
           <w:b w:val="0"/>
           <w:i w:val="0"/>
-          <w:color w:val="0066CC"/>
+          <w:color w:val="0000FF"/>
           <w:sz w:val="24"/>
           <w:u w:val="single"/>
         </w:rPr>
@@ -1933,7 +1915,7 @@
           <w:rFonts w:ascii="Charis SIL Regular" w:hAnsi="Charis SIL Regular" w:eastAsia="Charis SIL Regular"/>
           <w:b w:val="0"/>
           <w:i w:val="0"/>
-          <w:color w:val="0066CC"/>
+          <w:color w:val="0000FF"/>
           <w:sz w:val="24"/>
           <w:u w:val="single"/>
         </w:rPr>
@@ -1957,7 +1939,7 @@
           <w:rFonts w:ascii="Charis SIL Regular" w:hAnsi="Charis SIL Regular" w:eastAsia="Charis SIL Regular"/>
           <w:b w:val="0"/>
           <w:i w:val="0"/>
-          <w:color w:val="0066CC"/>
+          <w:color w:val="0000FF"/>
           <w:sz w:val="24"/>
           <w:u w:val="single"/>
         </w:rPr>
@@ -1981,7 +1963,7 @@
           <w:rFonts w:ascii="Charis SIL Regular" w:hAnsi="Charis SIL Regular" w:eastAsia="Charis SIL Regular"/>
           <w:b w:val="0"/>
           <w:i w:val="0"/>
-          <w:color w:val="0066CC"/>
+          <w:color w:val="0000FF"/>
           <w:sz w:val="24"/>
           <w:u w:val="single"/>
         </w:rPr>
@@ -1992,7 +1974,7 @@
           <w:rFonts w:ascii="Charis SIL Regular" w:hAnsi="Charis SIL Regular" w:eastAsia="Charis SIL Regular"/>
           <w:b w:val="0"/>
           <w:i w:val="0"/>
-          <w:color w:val="0066CC"/>
+          <w:color w:val="0000FF"/>
           <w:sz w:val="24"/>
           <w:u w:val="single"/>
         </w:rPr>
@@ -2016,7 +1998,7 @@
           <w:rFonts w:ascii="Charis SIL Regular" w:hAnsi="Charis SIL Regular" w:eastAsia="Charis SIL Regular"/>
           <w:b w:val="0"/>
           <w:i w:val="0"/>
-          <w:color w:val="0066CC"/>
+          <w:color w:val="0000FF"/>
           <w:sz w:val="24"/>
           <w:u w:val="single"/>
         </w:rPr>
@@ -2027,7 +2009,7 @@
           <w:rFonts w:ascii="Charis SIL Regular" w:hAnsi="Charis SIL Regular" w:eastAsia="Charis SIL Regular"/>
           <w:b w:val="0"/>
           <w:i w:val="0"/>
-          <w:color w:val="0066CC"/>
+          <w:color w:val="0000FF"/>
           <w:sz w:val="24"/>
           <w:u w:val="single"/>
         </w:rPr>
@@ -2158,7 +2140,7 @@
           <w:rFonts w:ascii="Charis SIL Regular" w:hAnsi="Charis SIL Regular" w:eastAsia="Charis SIL Regular"/>
           <w:b w:val="0"/>
           <w:i w:val="0"/>
-          <w:color w:val="0066CC"/>
+          <w:color w:val="0000FF"/>
           <w:sz w:val="24"/>
           <w:u w:val="single"/>
         </w:rPr>
@@ -2176,7 +2158,7 @@
           <w:rFonts w:ascii="Charis SIL Regular" w:hAnsi="Charis SIL Regular" w:eastAsia="Charis SIL Regular"/>
           <w:b w:val="0"/>
           <w:i w:val="0"/>
-          <w:color w:val="0066CC"/>
+          <w:color w:val="0000FF"/>
           <w:sz w:val="24"/>
           <w:u w:val="single"/>
         </w:rPr>
@@ -2194,7 +2176,7 @@
           <w:rFonts w:ascii="Charis SIL Regular" w:hAnsi="Charis SIL Regular" w:eastAsia="Charis SIL Regular"/>
           <w:b w:val="0"/>
           <w:i w:val="0"/>
-          <w:color w:val="0066CC"/>
+          <w:color w:val="0000FF"/>
           <w:sz w:val="24"/>
           <w:u w:val="single"/>
         </w:rPr>
@@ -2212,7 +2194,7 @@
           <w:rFonts w:ascii="Charis SIL Regular" w:hAnsi="Charis SIL Regular" w:eastAsia="Charis SIL Regular"/>
           <w:b w:val="0"/>
           <w:i w:val="0"/>
-          <w:color w:val="0066CC"/>
+          <w:color w:val="0000FF"/>
           <w:sz w:val="24"/>
           <w:u w:val="single"/>
         </w:rPr>
@@ -2240,7 +2222,7 @@
           <w:rFonts w:ascii="Charis SIL Regular" w:hAnsi="Charis SIL Regular" w:eastAsia="Charis SIL Regular"/>
           <w:b w:val="0"/>
           <w:i w:val="0"/>
-          <w:color w:val="0066CC"/>
+          <w:color w:val="0000FF"/>
           <w:sz w:val="24"/>
         </w:rPr>
         <w:hyperlink r:id="rId20" w:history="1">
@@ -2257,7 +2239,7 @@
           <w:rFonts w:ascii="Charis SIL Regular" w:hAnsi="Charis SIL Regular" w:eastAsia="Charis SIL Regular"/>
           <w:b w:val="0"/>
           <w:i w:val="0"/>
-          <w:color w:val="0066CC"/>
+          <w:color w:val="0000FF"/>
           <w:sz w:val="24"/>
         </w:rPr>
         <w:hyperlink r:id="rId20" w:history="1">
@@ -2274,7 +2256,7 @@
           <w:rFonts w:ascii="Charis SIL Regular" w:hAnsi="Charis SIL Regular" w:eastAsia="Charis SIL Regular"/>
           <w:b w:val="0"/>
           <w:i w:val="0"/>
-          <w:color w:val="0066CC"/>
+          <w:color w:val="0000FF"/>
           <w:sz w:val="24"/>
         </w:rPr>
         <w:hyperlink r:id="rId20" w:history="1">
@@ -2291,7 +2273,7 @@
           <w:rFonts w:ascii="Charis SIL Regular" w:hAnsi="Charis SIL Regular" w:eastAsia="Charis SIL Regular"/>
           <w:b w:val="0"/>
           <w:i w:val="0"/>
-          <w:color w:val="0066CC"/>
+          <w:color w:val="0000FF"/>
           <w:sz w:val="24"/>
         </w:rPr>
         <w:hyperlink r:id="rId20" w:history="1">
@@ -2308,7 +2290,7 @@
           <w:rFonts w:ascii="Charis SIL Regular" w:hAnsi="Charis SIL Regular" w:eastAsia="Charis SIL Regular"/>
           <w:b w:val="0"/>
           <w:i w:val="0"/>
-          <w:color w:val="0066CC"/>
+          <w:color w:val="0000FF"/>
           <w:sz w:val="24"/>
         </w:rPr>
         <w:hyperlink r:id="rId20" w:history="1">
@@ -2405,7 +2387,7 @@
           <w:rFonts w:ascii="Charis SIL Regular" w:hAnsi="Charis SIL Regular" w:eastAsia="Charis SIL Regular"/>
           <w:b w:val="0"/>
           <w:i w:val="0"/>
-          <w:color w:val="0066CC"/>
+          <w:color w:val="0000FF"/>
           <w:sz w:val="24"/>
           <w:u w:val="single"/>
         </w:rPr>
@@ -2423,7 +2405,7 @@
           <w:rFonts w:ascii="Charis SIL Regular" w:hAnsi="Charis SIL Regular" w:eastAsia="Charis SIL Regular"/>
           <w:b w:val="0"/>
           <w:i w:val="0"/>
-          <w:color w:val="0066CC"/>
+          <w:color w:val="0000FF"/>
           <w:sz w:val="24"/>
           <w:u w:val="single"/>
         </w:rPr>
@@ -2441,7 +2423,7 @@
           <w:rFonts w:ascii="Charis SIL Regular" w:hAnsi="Charis SIL Regular" w:eastAsia="Charis SIL Regular"/>
           <w:b w:val="0"/>
           <w:i w:val="0"/>
-          <w:color w:val="0066CC"/>
+          <w:color w:val="0000FF"/>
           <w:sz w:val="24"/>
           <w:u w:val="single"/>
         </w:rPr>
@@ -2459,7 +2441,7 @@
           <w:rFonts w:ascii="Charis SIL Regular" w:hAnsi="Charis SIL Regular" w:eastAsia="Charis SIL Regular"/>
           <w:b w:val="0"/>
           <w:i w:val="0"/>
-          <w:color w:val="0066CC"/>
+          <w:color w:val="0000FF"/>
           <w:sz w:val="24"/>
           <w:u w:val="single"/>
         </w:rPr>
@@ -2477,7 +2459,7 @@
       <w:pPr>
         <w:sectPr>
           <w:pgSz w:w="11900" w:h="16840"/>
-          <w:pgMar w:top="324" w:right="0" w:bottom="484" w:left="950" w:header="720" w:footer="720" w:gutter="0"/>
+          <w:pgMar w:top="324" w:right="0" w:bottom="628" w:left="950" w:header="720" w:footer="720" w:gutter="0"/>
           <w:cols/>
           <w:docGrid w:linePitch="360"/>
         </w:sectPr>
@@ -2488,7 +2470,7 @@
         <w:autoSpaceDN w:val="0"/>
         <w:autoSpaceDE w:val="0"/>
         <w:widowControl/>
-        <w:spacing w:line="220" w:lineRule="exact" w:before="0" w:after="86"/>
+        <w:spacing w:line="220" w:lineRule="exact" w:before="0" w:after="140"/>
         <w:ind w:left="0" w:right="0"/>
       </w:pPr>
     </w:p>
@@ -2497,8 +2479,8 @@
         <w:autoSpaceDN w:val="0"/>
         <w:autoSpaceDE w:val="0"/>
         <w:widowControl/>
-        <w:spacing w:line="466" w:lineRule="exact" w:before="72" w:after="0"/>
-        <w:ind w:left="0" w:right="3312" w:firstLine="0"/>
+        <w:spacing w:line="466" w:lineRule="exact" w:before="302" w:after="0"/>
+        <w:ind w:left="0" w:right="3744" w:firstLine="0"/>
         <w:jc w:val="left"/>
       </w:pPr>
       <w:r>
@@ -2550,7 +2532,7 @@
     </w:p>
     <w:sectPr>
       <w:pgSz w:w="11900" w:h="16840"/>
-      <w:pgMar w:top="306" w:right="1440" w:bottom="1440" w:left="960" w:header="720" w:footer="720" w:gutter="0"/>
+      <w:pgMar w:top="360" w:right="940" w:bottom="1440" w:left="960" w:header="720" w:footer="720" w:gutter="0"/>
       <w:cols/>
       <w:docGrid w:linePitch="360"/>
     </w:sectPr>

--- a/EXPORTS/DOCX/published/niveau3/English/KoninklijkeDefensieMus.docx
+++ b/EXPORTS/DOCX/published/niveau3/English/KoninklijkeDefensieMus.docx
@@ -1295,7 +1295,14 @@
           <w:color w:val="000000"/>
           <w:sz w:val="24"/>
         </w:rPr>
-        <w:t>nistrator i</w:t>
+        <w:hyperlink r:id="rId16" w:history="1">
+          <w:r>
+            <w:rPr>
+              <w:rStyle w:val="Hyperlink"/>
+            </w:rPr>
+            <w:t>nistrator i</w:t>
+          </w:r>
+        </w:hyperlink>
       </w:r>
       <w:r>
         <w:rPr>
@@ -1565,14 +1572,7 @@
           <w:color w:val="000000"/>
           <w:sz w:val="24"/>
         </w:rPr>
-        <w:hyperlink r:id="rId18" w:history="1">
-          <w:r>
-            <w:rPr>
-              <w:rStyle w:val="Hyperlink"/>
-            </w:rPr>
-            <w:t>Due to th</w:t>
-          </w:r>
-        </w:hyperlink>
+        <w:t>Due to th</w:t>
       </w:r>
       <w:r>
         <w:rPr>

--- a/EXPORTS/DOCX/published/niveau3/English/KoninklijkeDefensieMus.docx
+++ b/EXPORTS/DOCX/published/niveau3/English/KoninklijkeDefensieMus.docx
@@ -227,35 +227,7 @@
           <w:color w:val="000000"/>
           <w:sz w:val="24"/>
         </w:rPr>
-        <w:t>. Below you will find a brief history of the three museums that fall un</w:t>
-      </w:r>
-      <w:r>
-        <w:rPr>
-          <w:u w:val="single" w:color="0000ff"/>
-          <w:rFonts w:ascii="Charis SIL Regular" w:hAnsi="Charis SIL Regular" w:eastAsia="Charis SIL Regular"/>
-          <w:b w:val="0"/>
-          <w:i w:val="0"/>
-          <w:color w:val="000000"/>
-          <w:sz w:val="24"/>
-        </w:rPr>
-        <w:hyperlink r:id="rId9" w:history="1">
-          <w:r>
-            <w:rPr>
-              <w:rStyle w:val="Hyperlink"/>
-            </w:rPr>
-            <w:t>der the S</w:t>
-          </w:r>
-        </w:hyperlink>
-      </w:r>
-      <w:r>
-        <w:rPr>
-          <w:rFonts w:ascii="Charis SIL Regular" w:hAnsi="Charis SIL Regular" w:eastAsia="Charis SIL Regular"/>
-          <w:b w:val="0"/>
-          <w:i w:val="0"/>
-          <w:color w:val="000000"/>
-          <w:sz w:val="24"/>
-        </w:rPr>
-        <w:t xml:space="preserve">KD </w:t>
+        <w:t xml:space="preserve">. Below you will find a brief history of the three museums that fall under the SKD </w:t>
       </w:r>
       <w:r>
         <w:rPr>
@@ -1131,25 +1103,7 @@
           <w:color w:val="000000"/>
           <w:sz w:val="24"/>
         </w:rPr>
-        <w:t>established in 1968 as the official m</w:t>
-      </w:r>
-      <w:r>
-        <w:rPr>
-          <w:u w:val="single" w:color="0000ff"/>
-          <w:rFonts w:ascii="Charis SIL Regular" w:hAnsi="Charis SIL Regular" w:eastAsia="Charis SIL Regular"/>
-          <w:b w:val="0"/>
-          <w:i w:val="0"/>
-          <w:color w:val="000000"/>
-          <w:sz w:val="24"/>
-        </w:rPr>
-        <w:hyperlink r:id="rId15" w:history="1">
-          <w:r>
-            <w:rPr>
-              <w:rStyle w:val="Hyperlink"/>
-            </w:rPr>
-            <w:t>use</w:t>
-          </w:r>
-        </w:hyperlink>
+        <w:t>established in 1968 as the official muse</w:t>
       </w:r>
       <w:r>
         <w:rPr>
@@ -1565,7 +1519,6 @@
       </w:r>
       <w:r>
         <w:rPr>
-          <w:u w:val="single" w:color="0000ff"/>
           <w:rFonts w:ascii="Charis SIL Regular" w:hAnsi="Charis SIL Regular" w:eastAsia="Charis SIL Regular"/>
           <w:b w:val="0"/>
           <w:i w:val="0"/>
@@ -1656,7 +1609,25 @@
           <w:color w:val="000000"/>
           <w:sz w:val="24"/>
         </w:rPr>
-        <w:t xml:space="preserve"> of the Mariniersmuseum is available for public perusal. Please contact the museum </w:t>
+        <w:t xml:space="preserve"> of the Mariniersmuseum is available for public perusal. Please contact the </w:t>
+      </w:r>
+      <w:r>
+        <w:rPr>
+          <w:u w:val="single" w:color="0000ff"/>
+          <w:rFonts w:ascii="Charis SIL Regular" w:hAnsi="Charis SIL Regular" w:eastAsia="Charis SIL Regular"/>
+          <w:b w:val="0"/>
+          <w:i w:val="0"/>
+          <w:color w:val="000000"/>
+          <w:sz w:val="24"/>
+        </w:rPr>
+        <w:hyperlink r:id="rId19" w:history="1">
+          <w:r>
+            <w:rPr>
+              <w:rStyle w:val="Hyperlink"/>
+            </w:rPr>
+            <w:t xml:space="preserve">museum </w:t>
+          </w:r>
+        </w:hyperlink>
       </w:r>
       <w:r>
         <w:rPr>

--- a/EXPORTS/DOCX/published/niveau3/English/KoninklijkeDefensieMus.docx
+++ b/EXPORTS/DOCX/published/niveau3/English/KoninklijkeDefensieMus.docx
@@ -227,7 +227,35 @@
           <w:color w:val="000000"/>
           <w:sz w:val="24"/>
         </w:rPr>
-        <w:t xml:space="preserve">. Below you will find a brief history of the three museums that fall under the SKD </w:t>
+        <w:t>. Below you will find a brief history of the three museums that fall un</w:t>
+      </w:r>
+      <w:r>
+        <w:rPr>
+          <w:u w:val="single" w:color="0000ff"/>
+          <w:rFonts w:ascii="Charis SIL Regular" w:hAnsi="Charis SIL Regular" w:eastAsia="Charis SIL Regular"/>
+          <w:b w:val="0"/>
+          <w:i w:val="0"/>
+          <w:color w:val="000000"/>
+          <w:sz w:val="24"/>
+        </w:rPr>
+        <w:hyperlink r:id="rId9" w:history="1">
+          <w:r>
+            <w:rPr>
+              <w:rStyle w:val="Hyperlink"/>
+            </w:rPr>
+            <w:t>der the S</w:t>
+          </w:r>
+        </w:hyperlink>
+      </w:r>
+      <w:r>
+        <w:rPr>
+          <w:rFonts w:ascii="Charis SIL Regular" w:hAnsi="Charis SIL Regular" w:eastAsia="Charis SIL Regular"/>
+          <w:b w:val="0"/>
+          <w:i w:val="0"/>
+          <w:color w:val="000000"/>
+          <w:sz w:val="24"/>
+        </w:rPr>
+        <w:t xml:space="preserve">KD </w:t>
       </w:r>
       <w:r>
         <w:rPr>
@@ -1103,7 +1131,25 @@
           <w:color w:val="000000"/>
           <w:sz w:val="24"/>
         </w:rPr>
-        <w:t>established in 1968 as the official muse</w:t>
+        <w:t>established in 1968 as the official m</w:t>
+      </w:r>
+      <w:r>
+        <w:rPr>
+          <w:u w:val="single" w:color="0000ff"/>
+          <w:rFonts w:ascii="Charis SIL Regular" w:hAnsi="Charis SIL Regular" w:eastAsia="Charis SIL Regular"/>
+          <w:b w:val="0"/>
+          <w:i w:val="0"/>
+          <w:color w:val="000000"/>
+          <w:sz w:val="24"/>
+        </w:rPr>
+        <w:hyperlink r:id="rId15" w:history="1">
+          <w:r>
+            <w:rPr>
+              <w:rStyle w:val="Hyperlink"/>
+            </w:rPr>
+            <w:t>use</w:t>
+          </w:r>
+        </w:hyperlink>
       </w:r>
       <w:r>
         <w:rPr>
@@ -1519,13 +1565,21 @@
       </w:r>
       <w:r>
         <w:rPr>
+          <w:u w:val="single" w:color="0000ff"/>
           <w:rFonts w:ascii="Charis SIL Regular" w:hAnsi="Charis SIL Regular" w:eastAsia="Charis SIL Regular"/>
           <w:b w:val="0"/>
           <w:i w:val="0"/>
           <w:color w:val="000000"/>
           <w:sz w:val="24"/>
         </w:rPr>
-        <w:t>Due to th</w:t>
+        <w:hyperlink r:id="rId18" w:history="1">
+          <w:r>
+            <w:rPr>
+              <w:rStyle w:val="Hyperlink"/>
+            </w:rPr>
+            <w:t>Due to th</w:t>
+          </w:r>
+        </w:hyperlink>
       </w:r>
       <w:r>
         <w:rPr>

--- a/EXPORTS/DOCX/published/niveau3/English/KoninklijkeDefensieMus.docx
+++ b/EXPORTS/DOCX/published/niveau3/English/KoninklijkeDefensieMus.docx
@@ -1284,25 +1284,7 @@
           <w:color w:val="000000"/>
           <w:sz w:val="24"/>
         </w:rPr>
-        <w:t>contact the admi</w:t>
-      </w:r>
-      <w:r>
-        <w:rPr>
-          <w:u w:val="single" w:color="0000ff"/>
-          <w:rFonts w:ascii="Charis SIL Regular" w:hAnsi="Charis SIL Regular" w:eastAsia="Charis SIL Regular"/>
-          <w:b w:val="0"/>
-          <w:i w:val="0"/>
-          <w:color w:val="000000"/>
-          <w:sz w:val="24"/>
-        </w:rPr>
-        <w:hyperlink r:id="rId16" w:history="1">
-          <w:r>
-            <w:rPr>
-              <w:rStyle w:val="Hyperlink"/>
-            </w:rPr>
-            <w:t>nistrator i</w:t>
-          </w:r>
-        </w:hyperlink>
+        <w:t>contact the administrator i</w:t>
       </w:r>
       <w:r>
         <w:rPr>

--- a/EXPORTS/DOCX/published/niveau3/English/KoninklijkeDefensieMus.docx
+++ b/EXPORTS/DOCX/published/niveau3/English/KoninklijkeDefensieMus.docx
@@ -1284,7 +1284,25 @@
           <w:color w:val="000000"/>
           <w:sz w:val="24"/>
         </w:rPr>
-        <w:t>contact the administrator i</w:t>
+        <w:t>contact the admi</w:t>
+      </w:r>
+      <w:r>
+        <w:rPr>
+          <w:u w:val="single" w:color="0000ff"/>
+          <w:rFonts w:ascii="Charis SIL Regular" w:hAnsi="Charis SIL Regular" w:eastAsia="Charis SIL Regular"/>
+          <w:b w:val="0"/>
+          <w:i w:val="0"/>
+          <w:color w:val="000000"/>
+          <w:sz w:val="24"/>
+        </w:rPr>
+        <w:hyperlink r:id="rId16" w:history="1">
+          <w:r>
+            <w:rPr>
+              <w:rStyle w:val="Hyperlink"/>
+            </w:rPr>
+            <w:t>nistrator i</w:t>
+          </w:r>
+        </w:hyperlink>
       </w:r>
       <w:r>
         <w:rPr>

--- a/EXPORTS/DOCX/published/niveau3/English/KoninklijkeDefensieMus.docx
+++ b/EXPORTS/DOCX/published/niveau3/English/KoninklijkeDefensieMus.docx
@@ -227,7 +227,35 @@
           <w:color w:val="000000"/>
           <w:sz w:val="24"/>
         </w:rPr>
-        <w:t xml:space="preserve">. Below you will find a brief history of the three museums that fall under the SKD </w:t>
+        <w:t>. Below you will find a brief history of the three museums that fall un</w:t>
+      </w:r>
+      <w:r>
+        <w:rPr>
+          <w:u w:val="single" w:color="0000ff"/>
+          <w:rFonts w:ascii="Charis SIL Regular" w:hAnsi="Charis SIL Regular" w:eastAsia="Charis SIL Regular"/>
+          <w:b w:val="0"/>
+          <w:i w:val="0"/>
+          <w:color w:val="000000"/>
+          <w:sz w:val="24"/>
+        </w:rPr>
+        <w:hyperlink r:id="rId9" w:history="1">
+          <w:r>
+            <w:rPr>
+              <w:rStyle w:val="Hyperlink"/>
+            </w:rPr>
+            <w:t>der the S</w:t>
+          </w:r>
+        </w:hyperlink>
+      </w:r>
+      <w:r>
+        <w:rPr>
+          <w:rFonts w:ascii="Charis SIL Regular" w:hAnsi="Charis SIL Regular" w:eastAsia="Charis SIL Regular"/>
+          <w:b w:val="0"/>
+          <w:i w:val="0"/>
+          <w:color w:val="000000"/>
+          <w:sz w:val="24"/>
+        </w:rPr>
+        <w:t xml:space="preserve">KD </w:t>
       </w:r>
       <w:r>
         <w:rPr>

--- a/EXPORTS/DOCX/published/niveau3/English/KoninklijkeDefensieMus.docx
+++ b/EXPORTS/DOCX/published/niveau3/English/KoninklijkeDefensieMus.docx
@@ -238,14 +238,7 @@
           <w:color w:val="000000"/>
           <w:sz w:val="24"/>
         </w:rPr>
-        <w:hyperlink r:id="rId9" w:history="1">
-          <w:r>
-            <w:rPr>
-              <w:rStyle w:val="Hyperlink"/>
-            </w:rPr>
-            <w:t>der the S</w:t>
-          </w:r>
-        </w:hyperlink>
+        <w:t>der the S</w:t>
       </w:r>
       <w:r>
         <w:rPr>
@@ -1284,25 +1277,7 @@
           <w:color w:val="000000"/>
           <w:sz w:val="24"/>
         </w:rPr>
-        <w:t>contact the admi</w:t>
-      </w:r>
-      <w:r>
-        <w:rPr>
-          <w:u w:val="single" w:color="0000ff"/>
-          <w:rFonts w:ascii="Charis SIL Regular" w:hAnsi="Charis SIL Regular" w:eastAsia="Charis SIL Regular"/>
-          <w:b w:val="0"/>
-          <w:i w:val="0"/>
-          <w:color w:val="000000"/>
-          <w:sz w:val="24"/>
-        </w:rPr>
-        <w:hyperlink r:id="rId16" w:history="1">
-          <w:r>
-            <w:rPr>
-              <w:rStyle w:val="Hyperlink"/>
-            </w:rPr>
-            <w:t>nistrator i</w:t>
-          </w:r>
-        </w:hyperlink>
+        <w:t>contact the administrator i</w:t>
       </w:r>
       <w:r>
         <w:rPr>

--- a/EXPORTS/DOCX/published/niveau3/English/KoninklijkeDefensieMus.docx
+++ b/EXPORTS/DOCX/published/niveau3/English/KoninklijkeDefensieMus.docx
@@ -238,7 +238,14 @@
           <w:color w:val="000000"/>
           <w:sz w:val="24"/>
         </w:rPr>
-        <w:t>der the S</w:t>
+        <w:hyperlink r:id="rId9" w:history="1">
+          <w:r>
+            <w:rPr>
+              <w:rStyle w:val="Hyperlink"/>
+            </w:rPr>
+            <w:t>der the S</w:t>
+          </w:r>
+        </w:hyperlink>
       </w:r>
       <w:r>
         <w:rPr>
@@ -1277,7 +1284,25 @@
           <w:color w:val="000000"/>
           <w:sz w:val="24"/>
         </w:rPr>
-        <w:t>contact the administrator i</w:t>
+        <w:t>contact the admi</w:t>
+      </w:r>
+      <w:r>
+        <w:rPr>
+          <w:u w:val="single" w:color="0000ff"/>
+          <w:rFonts w:ascii="Charis SIL Regular" w:hAnsi="Charis SIL Regular" w:eastAsia="Charis SIL Regular"/>
+          <w:b w:val="0"/>
+          <w:i w:val="0"/>
+          <w:color w:val="000000"/>
+          <w:sz w:val="24"/>
+        </w:rPr>
+        <w:hyperlink r:id="rId16" w:history="1">
+          <w:r>
+            <w:rPr>
+              <w:rStyle w:val="Hyperlink"/>
+            </w:rPr>
+            <w:t>nistrator i</w:t>
+          </w:r>
+        </w:hyperlink>
       </w:r>
       <w:r>
         <w:rPr>

--- a/EXPORTS/DOCX/published/niveau3/English/KoninklijkeDefensieMus.docx
+++ b/EXPORTS/DOCX/published/niveau3/English/KoninklijkeDefensieMus.docx
@@ -1131,25 +1131,7 @@
           <w:color w:val="000000"/>
           <w:sz w:val="24"/>
         </w:rPr>
-        <w:t>established in 1968 as the official m</w:t>
-      </w:r>
-      <w:r>
-        <w:rPr>
-          <w:u w:val="single" w:color="0000ff"/>
-          <w:rFonts w:ascii="Charis SIL Regular" w:hAnsi="Charis SIL Regular" w:eastAsia="Charis SIL Regular"/>
-          <w:b w:val="0"/>
-          <w:i w:val="0"/>
-          <w:color w:val="000000"/>
-          <w:sz w:val="24"/>
-        </w:rPr>
-        <w:hyperlink r:id="rId15" w:history="1">
-          <w:r>
-            <w:rPr>
-              <w:rStyle w:val="Hyperlink"/>
-            </w:rPr>
-            <w:t>use</w:t>
-          </w:r>
-        </w:hyperlink>
+        <w:t>established in 1968 as the official muse</w:t>
       </w:r>
       <w:r>
         <w:rPr>

--- a/EXPORTS/DOCX/published/niveau3/English/KoninklijkeDefensieMus.docx
+++ b/EXPORTS/DOCX/published/niveau3/English/KoninklijkeDefensieMus.docx
@@ -1131,7 +1131,18 @@
           <w:color w:val="000000"/>
           <w:sz w:val="24"/>
         </w:rPr>
-        <w:t>established in 1968 as the official muse</w:t>
+        <w:t>established in 1968 as the official m</w:t>
+      </w:r>
+      <w:r>
+        <w:rPr>
+          <w:u w:val="single" w:color="0000ff"/>
+          <w:rFonts w:ascii="Charis SIL Regular" w:hAnsi="Charis SIL Regular" w:eastAsia="Charis SIL Regular"/>
+          <w:b w:val="0"/>
+          <w:i w:val="0"/>
+          <w:color w:val="000000"/>
+          <w:sz w:val="24"/>
+        </w:rPr>
+        <w:t>use</w:t>
       </w:r>
       <w:r>
         <w:rPr>
@@ -1277,14 +1288,7 @@
           <w:color w:val="000000"/>
           <w:sz w:val="24"/>
         </w:rPr>
-        <w:hyperlink r:id="rId16" w:history="1">
-          <w:r>
-            <w:rPr>
-              <w:rStyle w:val="Hyperlink"/>
-            </w:rPr>
-            <w:t>nistrator i</w:t>
-          </w:r>
-        </w:hyperlink>
+        <w:t>nistrator i</w:t>
       </w:r>
       <w:r>
         <w:rPr>

--- a/EXPORTS/DOCX/published/niveau3/English/KoninklijkeDefensieMus.docx
+++ b/EXPORTS/DOCX/published/niveau3/English/KoninklijkeDefensieMus.docx
@@ -227,35 +227,7 @@
           <w:color w:val="000000"/>
           <w:sz w:val="24"/>
         </w:rPr>
-        <w:t>. Below you will find a brief history of the three museums that fall un</w:t>
-      </w:r>
-      <w:r>
-        <w:rPr>
-          <w:u w:val="single" w:color="0000ff"/>
-          <w:rFonts w:ascii="Charis SIL Regular" w:hAnsi="Charis SIL Regular" w:eastAsia="Charis SIL Regular"/>
-          <w:b w:val="0"/>
-          <w:i w:val="0"/>
-          <w:color w:val="000000"/>
-          <w:sz w:val="24"/>
-        </w:rPr>
-        <w:hyperlink r:id="rId9" w:history="1">
-          <w:r>
-            <w:rPr>
-              <w:rStyle w:val="Hyperlink"/>
-            </w:rPr>
-            <w:t>der the S</w:t>
-          </w:r>
-        </w:hyperlink>
-      </w:r>
-      <w:r>
-        <w:rPr>
-          <w:rFonts w:ascii="Charis SIL Regular" w:hAnsi="Charis SIL Regular" w:eastAsia="Charis SIL Regular"/>
-          <w:b w:val="0"/>
-          <w:i w:val="0"/>
-          <w:color w:val="000000"/>
-          <w:sz w:val="24"/>
-        </w:rPr>
-        <w:t xml:space="preserve">KD </w:t>
+        <w:t xml:space="preserve">. Below you will find a brief history of the three museums that fall under the SKD </w:t>
       </w:r>
       <w:r>
         <w:rPr>
@@ -1277,18 +1249,7 @@
           <w:color w:val="000000"/>
           <w:sz w:val="24"/>
         </w:rPr>
-        <w:t>contact the admi</w:t>
-      </w:r>
-      <w:r>
-        <w:rPr>
-          <w:u w:val="single" w:color="0000ff"/>
-          <w:rFonts w:ascii="Charis SIL Regular" w:hAnsi="Charis SIL Regular" w:eastAsia="Charis SIL Regular"/>
-          <w:b w:val="0"/>
-          <w:i w:val="0"/>
-          <w:color w:val="000000"/>
-          <w:sz w:val="24"/>
-        </w:rPr>
-        <w:t>nistrator i</w:t>
+        <w:t>contact the administrator i</w:t>
       </w:r>
       <w:r>
         <w:rPr>
@@ -1649,25 +1610,7 @@
           <w:color w:val="000000"/>
           <w:sz w:val="24"/>
         </w:rPr>
-        <w:t xml:space="preserve"> of the Mariniersmuseum is available for public perusal. Please contact the </w:t>
-      </w:r>
-      <w:r>
-        <w:rPr>
-          <w:u w:val="single" w:color="0000ff"/>
-          <w:rFonts w:ascii="Charis SIL Regular" w:hAnsi="Charis SIL Regular" w:eastAsia="Charis SIL Regular"/>
-          <w:b w:val="0"/>
-          <w:i w:val="0"/>
-          <w:color w:val="000000"/>
-          <w:sz w:val="24"/>
-        </w:rPr>
-        <w:hyperlink r:id="rId19" w:history="1">
-          <w:r>
-            <w:rPr>
-              <w:rStyle w:val="Hyperlink"/>
-            </w:rPr>
-            <w:t xml:space="preserve">museum </w:t>
-          </w:r>
-        </w:hyperlink>
+        <w:t xml:space="preserve"> of the Mariniersmuseum is available for public perusal. Please contact the museum </w:t>
       </w:r>
       <w:r>
         <w:rPr>

--- a/EXPORTS/DOCX/published/niveau3/English/KoninklijkeDefensieMus.docx
+++ b/EXPORTS/DOCX/published/niveau3/English/KoninklijkeDefensieMus.docx
@@ -227,7 +227,35 @@
           <w:color w:val="000000"/>
           <w:sz w:val="24"/>
         </w:rPr>
-        <w:t xml:space="preserve">. Below you will find a brief history of the three museums that fall under the SKD </w:t>
+        <w:t>. Below you will find a brief history of the three museums that fall un</w:t>
+      </w:r>
+      <w:r>
+        <w:rPr>
+          <w:u w:val="single" w:color="0000ff"/>
+          <w:rFonts w:ascii="Charis SIL Regular" w:hAnsi="Charis SIL Regular" w:eastAsia="Charis SIL Regular"/>
+          <w:b w:val="0"/>
+          <w:i w:val="0"/>
+          <w:color w:val="000000"/>
+          <w:sz w:val="24"/>
+        </w:rPr>
+        <w:hyperlink r:id="rId9" w:history="1">
+          <w:r>
+            <w:rPr>
+              <w:rStyle w:val="Hyperlink"/>
+            </w:rPr>
+            <w:t>der the S</w:t>
+          </w:r>
+        </w:hyperlink>
+      </w:r>
+      <w:r>
+        <w:rPr>
+          <w:rFonts w:ascii="Charis SIL Regular" w:hAnsi="Charis SIL Regular" w:eastAsia="Charis SIL Regular"/>
+          <w:b w:val="0"/>
+          <w:i w:val="0"/>
+          <w:color w:val="000000"/>
+          <w:sz w:val="24"/>
+        </w:rPr>
+        <w:t xml:space="preserve">KD </w:t>
       </w:r>
       <w:r>
         <w:rPr>
@@ -1114,7 +1142,14 @@
           <w:color w:val="000000"/>
           <w:sz w:val="24"/>
         </w:rPr>
-        <w:t>use</w:t>
+        <w:hyperlink r:id="rId15" w:history="1">
+          <w:r>
+            <w:rPr>
+              <w:rStyle w:val="Hyperlink"/>
+            </w:rPr>
+            <w:t>use</w:t>
+          </w:r>
+        </w:hyperlink>
       </w:r>
       <w:r>
         <w:rPr>
@@ -1610,7 +1645,18 @@
           <w:color w:val="000000"/>
           <w:sz w:val="24"/>
         </w:rPr>
-        <w:t xml:space="preserve"> of the Mariniersmuseum is available for public perusal. Please contact the museum </w:t>
+        <w:t xml:space="preserve"> of the Mariniersmuseum is available for public perusal. Please contact the </w:t>
+      </w:r>
+      <w:r>
+        <w:rPr>
+          <w:u w:val="single" w:color="0000ff"/>
+          <w:rFonts w:ascii="Charis SIL Regular" w:hAnsi="Charis SIL Regular" w:eastAsia="Charis SIL Regular"/>
+          <w:b w:val="0"/>
+          <w:i w:val="0"/>
+          <w:color w:val="000000"/>
+          <w:sz w:val="24"/>
+        </w:rPr>
+        <w:t xml:space="preserve">museum </w:t>
       </w:r>
       <w:r>
         <w:rPr>

--- a/EXPORTS/DOCX/published/niveau3/English/KoninklijkeDefensieMus.docx
+++ b/EXPORTS/DOCX/published/niveau3/English/KoninklijkeDefensieMus.docx
@@ -1142,14 +1142,7 @@
           <w:color w:val="000000"/>
           <w:sz w:val="24"/>
         </w:rPr>
-        <w:hyperlink r:id="rId15" w:history="1">
-          <w:r>
-            <w:rPr>
-              <w:rStyle w:val="Hyperlink"/>
-            </w:rPr>
-            <w:t>use</w:t>
-          </w:r>
-        </w:hyperlink>
+        <w:t>use</w:t>
       </w:r>
       <w:r>
         <w:rPr>
@@ -1284,7 +1277,25 @@
           <w:color w:val="000000"/>
           <w:sz w:val="24"/>
         </w:rPr>
-        <w:t>contact the administrator i</w:t>
+        <w:t>contact the admi</w:t>
+      </w:r>
+      <w:r>
+        <w:rPr>
+          <w:u w:val="single" w:color="0000ff"/>
+          <w:rFonts w:ascii="Charis SIL Regular" w:hAnsi="Charis SIL Regular" w:eastAsia="Charis SIL Regular"/>
+          <w:b w:val="0"/>
+          <w:i w:val="0"/>
+          <w:color w:val="000000"/>
+          <w:sz w:val="24"/>
+        </w:rPr>
+        <w:hyperlink r:id="rId16" w:history="1">
+          <w:r>
+            <w:rPr>
+              <w:rStyle w:val="Hyperlink"/>
+            </w:rPr>
+            <w:t>nistrator i</w:t>
+          </w:r>
+        </w:hyperlink>
       </w:r>
       <w:r>
         <w:rPr>
@@ -1656,7 +1667,14 @@
           <w:color w:val="000000"/>
           <w:sz w:val="24"/>
         </w:rPr>
-        <w:t xml:space="preserve">museum </w:t>
+        <w:hyperlink r:id="rId19" w:history="1">
+          <w:r>
+            <w:rPr>
+              <w:rStyle w:val="Hyperlink"/>
+            </w:rPr>
+            <w:t xml:space="preserve">museum </w:t>
+          </w:r>
+        </w:hyperlink>
       </w:r>
       <w:r>
         <w:rPr>

--- a/EXPORTS/DOCX/published/niveau3/English/KoninklijkeDefensieMus.docx
+++ b/EXPORTS/DOCX/published/niveau3/English/KoninklijkeDefensieMus.docx
@@ -1142,7 +1142,14 @@
           <w:color w:val="000000"/>
           <w:sz w:val="24"/>
         </w:rPr>
-        <w:t>use</w:t>
+        <w:hyperlink r:id="rId15" w:history="1">
+          <w:r>
+            <w:rPr>
+              <w:rStyle w:val="Hyperlink"/>
+            </w:rPr>
+            <w:t>use</w:t>
+          </w:r>
+        </w:hyperlink>
       </w:r>
       <w:r>
         <w:rPr>
@@ -1288,14 +1295,7 @@
           <w:color w:val="000000"/>
           <w:sz w:val="24"/>
         </w:rPr>
-        <w:hyperlink r:id="rId16" w:history="1">
-          <w:r>
-            <w:rPr>
-              <w:rStyle w:val="Hyperlink"/>
-            </w:rPr>
-            <w:t>nistrator i</w:t>
-          </w:r>
-        </w:hyperlink>
+        <w:t>nistrator i</w:t>
       </w:r>
       <w:r>
         <w:rPr>

--- a/EXPORTS/DOCX/published/niveau3/English/KoninklijkeDefensieMus.docx
+++ b/EXPORTS/DOCX/published/niveau3/English/KoninklijkeDefensieMus.docx
@@ -1295,7 +1295,14 @@
           <w:color w:val="000000"/>
           <w:sz w:val="24"/>
         </w:rPr>
-        <w:t>nistrator i</w:t>
+        <w:hyperlink r:id="rId16" w:history="1">
+          <w:r>
+            <w:rPr>
+              <w:rStyle w:val="Hyperlink"/>
+            </w:rPr>
+            <w:t>nistrator i</w:t>
+          </w:r>
+        </w:hyperlink>
       </w:r>
       <w:r>
         <w:rPr>

--- a/EXPORTS/DOCX/published/niveau3/English/KoninklijkeDefensieMus.docx
+++ b/EXPORTS/DOCX/published/niveau3/English/KoninklijkeDefensieMus.docx
@@ -1142,14 +1142,7 @@
           <w:color w:val="000000"/>
           <w:sz w:val="24"/>
         </w:rPr>
-        <w:hyperlink r:id="rId15" w:history="1">
-          <w:r>
-            <w:rPr>
-              <w:rStyle w:val="Hyperlink"/>
-            </w:rPr>
-            <w:t>use</w:t>
-          </w:r>
-        </w:hyperlink>
+        <w:t>use</w:t>
       </w:r>
       <w:r>
         <w:rPr>
@@ -1284,25 +1277,7 @@
           <w:color w:val="000000"/>
           <w:sz w:val="24"/>
         </w:rPr>
-        <w:t>contact the admi</w:t>
-      </w:r>
-      <w:r>
-        <w:rPr>
-          <w:u w:val="single" w:color="0000ff"/>
-          <w:rFonts w:ascii="Charis SIL Regular" w:hAnsi="Charis SIL Regular" w:eastAsia="Charis SIL Regular"/>
-          <w:b w:val="0"/>
-          <w:i w:val="0"/>
-          <w:color w:val="000000"/>
-          <w:sz w:val="24"/>
-        </w:rPr>
-        <w:hyperlink r:id="rId16" w:history="1">
-          <w:r>
-            <w:rPr>
-              <w:rStyle w:val="Hyperlink"/>
-            </w:rPr>
-            <w:t>nistrator i</w:t>
-          </w:r>
-        </w:hyperlink>
+        <w:t>contact the administrator i</w:t>
       </w:r>
       <w:r>
         <w:rPr>

--- a/EXPORTS/DOCX/published/niveau3/English/KoninklijkeDefensieMus.docx
+++ b/EXPORTS/DOCX/published/niveau3/English/KoninklijkeDefensieMus.docx
@@ -227,35 +227,7 @@
           <w:color w:val="000000"/>
           <w:sz w:val="24"/>
         </w:rPr>
-        <w:t>. Below you will find a brief history of the three museums that fall un</w:t>
-      </w:r>
-      <w:r>
-        <w:rPr>
-          <w:u w:val="single" w:color="0000ff"/>
-          <w:rFonts w:ascii="Charis SIL Regular" w:hAnsi="Charis SIL Regular" w:eastAsia="Charis SIL Regular"/>
-          <w:b w:val="0"/>
-          <w:i w:val="0"/>
-          <w:color w:val="000000"/>
-          <w:sz w:val="24"/>
-        </w:rPr>
-        <w:hyperlink r:id="rId9" w:history="1">
-          <w:r>
-            <w:rPr>
-              <w:rStyle w:val="Hyperlink"/>
-            </w:rPr>
-            <w:t>der the S</w:t>
-          </w:r>
-        </w:hyperlink>
-      </w:r>
-      <w:r>
-        <w:rPr>
-          <w:rFonts w:ascii="Charis SIL Regular" w:hAnsi="Charis SIL Regular" w:eastAsia="Charis SIL Regular"/>
-          <w:b w:val="0"/>
-          <w:i w:val="0"/>
-          <w:color w:val="000000"/>
-          <w:sz w:val="24"/>
-        </w:rPr>
-        <w:t xml:space="preserve">KD </w:t>
+        <w:t xml:space="preserve">. Below you will find a brief history of the three museums that fall under the SKD </w:t>
       </w:r>
       <w:r>
         <w:rPr>
@@ -1142,7 +1114,14 @@
           <w:color w:val="000000"/>
           <w:sz w:val="24"/>
         </w:rPr>
-        <w:t>use</w:t>
+        <w:hyperlink r:id="rId15" w:history="1">
+          <w:r>
+            <w:rPr>
+              <w:rStyle w:val="Hyperlink"/>
+            </w:rPr>
+            <w:t>use</w:t>
+          </w:r>
+        </w:hyperlink>
       </w:r>
       <w:r>
         <w:rPr>
@@ -1277,7 +1256,25 @@
           <w:color w:val="000000"/>
           <w:sz w:val="24"/>
         </w:rPr>
-        <w:t>contact the administrator i</w:t>
+        <w:t>contact the admi</w:t>
+      </w:r>
+      <w:r>
+        <w:rPr>
+          <w:u w:val="single" w:color="0000ff"/>
+          <w:rFonts w:ascii="Charis SIL Regular" w:hAnsi="Charis SIL Regular" w:eastAsia="Charis SIL Regular"/>
+          <w:b w:val="0"/>
+          <w:i w:val="0"/>
+          <w:color w:val="000000"/>
+          <w:sz w:val="24"/>
+        </w:rPr>
+        <w:hyperlink r:id="rId16" w:history="1">
+          <w:r>
+            <w:rPr>
+              <w:rStyle w:val="Hyperlink"/>
+            </w:rPr>
+            <w:t>nistrator i</w:t>
+          </w:r>
+        </w:hyperlink>
       </w:r>
       <w:r>
         <w:rPr>
@@ -1638,25 +1635,7 @@
           <w:color w:val="000000"/>
           <w:sz w:val="24"/>
         </w:rPr>
-        <w:t xml:space="preserve"> of the Mariniersmuseum is available for public perusal. Please contact the </w:t>
-      </w:r>
-      <w:r>
-        <w:rPr>
-          <w:u w:val="single" w:color="0000ff"/>
-          <w:rFonts w:ascii="Charis SIL Regular" w:hAnsi="Charis SIL Regular" w:eastAsia="Charis SIL Regular"/>
-          <w:b w:val="0"/>
-          <w:i w:val="0"/>
-          <w:color w:val="000000"/>
-          <w:sz w:val="24"/>
-        </w:rPr>
-        <w:hyperlink r:id="rId19" w:history="1">
-          <w:r>
-            <w:rPr>
-              <w:rStyle w:val="Hyperlink"/>
-            </w:rPr>
-            <w:t xml:space="preserve">museum </w:t>
-          </w:r>
-        </w:hyperlink>
+        <w:t xml:space="preserve"> of the Mariniersmuseum is available for public perusal. Please contact the museum </w:t>
       </w:r>
       <w:r>
         <w:rPr>

--- a/EXPORTS/DOCX/published/niveau3/English/KoninklijkeDefensieMus.docx
+++ b/EXPORTS/DOCX/published/niveau3/English/KoninklijkeDefensieMus.docx
@@ -1131,25 +1131,7 @@
           <w:color w:val="000000"/>
           <w:sz w:val="24"/>
         </w:rPr>
-        <w:t>established in 1968 as the official m</w:t>
-      </w:r>
-      <w:r>
-        <w:rPr>
-          <w:u w:val="single" w:color="0000ff"/>
-          <w:rFonts w:ascii="Charis SIL Regular" w:hAnsi="Charis SIL Regular" w:eastAsia="Charis SIL Regular"/>
-          <w:b w:val="0"/>
-          <w:i w:val="0"/>
-          <w:color w:val="000000"/>
-          <w:sz w:val="24"/>
-        </w:rPr>
-        <w:hyperlink r:id="rId15" w:history="1">
-          <w:r>
-            <w:rPr>
-              <w:rStyle w:val="Hyperlink"/>
-            </w:rPr>
-            <w:t>use</w:t>
-          </w:r>
-        </w:hyperlink>
+        <w:t>established in 1968 as the official muse</w:t>
       </w:r>
       <w:r>
         <w:rPr>
@@ -1663,7 +1645,25 @@
           <w:color w:val="000000"/>
           <w:sz w:val="24"/>
         </w:rPr>
-        <w:t xml:space="preserve"> of the Mariniersmuseum is available for public perusal. Please contact the museum </w:t>
+        <w:t xml:space="preserve"> of the Mariniersmuseum is available for public perusal. Please contact the </w:t>
+      </w:r>
+      <w:r>
+        <w:rPr>
+          <w:u w:val="single" w:color="0000ff"/>
+          <w:rFonts w:ascii="Charis SIL Regular" w:hAnsi="Charis SIL Regular" w:eastAsia="Charis SIL Regular"/>
+          <w:b w:val="0"/>
+          <w:i w:val="0"/>
+          <w:color w:val="000000"/>
+          <w:sz w:val="24"/>
+        </w:rPr>
+        <w:hyperlink r:id="rId19" w:history="1">
+          <w:r>
+            <w:rPr>
+              <w:rStyle w:val="Hyperlink"/>
+            </w:rPr>
+            <w:t xml:space="preserve">museum </w:t>
+          </w:r>
+        </w:hyperlink>
       </w:r>
       <w:r>
         <w:rPr>

--- a/EXPORTS/DOCX/published/niveau3/English/KoninklijkeDefensieMus.docx
+++ b/EXPORTS/DOCX/published/niveau3/English/KoninklijkeDefensieMus.docx
@@ -1131,7 +1131,25 @@
           <w:color w:val="000000"/>
           <w:sz w:val="24"/>
         </w:rPr>
-        <w:t>established in 1968 as the official muse</w:t>
+        <w:t>established in 1968 as the official m</w:t>
+      </w:r>
+      <w:r>
+        <w:rPr>
+          <w:u w:val="single" w:color="0000ff"/>
+          <w:rFonts w:ascii="Charis SIL Regular" w:hAnsi="Charis SIL Regular" w:eastAsia="Charis SIL Regular"/>
+          <w:b w:val="0"/>
+          <w:i w:val="0"/>
+          <w:color w:val="000000"/>
+          <w:sz w:val="24"/>
+        </w:rPr>
+        <w:hyperlink r:id="rId15" w:history="1">
+          <w:r>
+            <w:rPr>
+              <w:rStyle w:val="Hyperlink"/>
+            </w:rPr>
+            <w:t>use</w:t>
+          </w:r>
+        </w:hyperlink>
       </w:r>
       <w:r>
         <w:rPr>

--- a/EXPORTS/DOCX/published/niveau3/English/KoninklijkeDefensieMus.docx
+++ b/EXPORTS/DOCX/published/niveau3/English/KoninklijkeDefensieMus.docx
@@ -1131,7 +1131,25 @@
           <w:color w:val="000000"/>
           <w:sz w:val="24"/>
         </w:rPr>
-        <w:t>established in 1968 as the official muse</w:t>
+        <w:t>established in 1968 as the official m</w:t>
+      </w:r>
+      <w:r>
+        <w:rPr>
+          <w:u w:val="single" w:color="0000ff"/>
+          <w:rFonts w:ascii="Charis SIL Regular" w:hAnsi="Charis SIL Regular" w:eastAsia="Charis SIL Regular"/>
+          <w:b w:val="0"/>
+          <w:i w:val="0"/>
+          <w:color w:val="000000"/>
+          <w:sz w:val="24"/>
+        </w:rPr>
+        <w:hyperlink r:id="rId15" w:history="1">
+          <w:r>
+            <w:rPr>
+              <w:rStyle w:val="Hyperlink"/>
+            </w:rPr>
+            <w:t>use</w:t>
+          </w:r>
+        </w:hyperlink>
       </w:r>
       <w:r>
         <w:rPr>
@@ -1645,25 +1663,7 @@
           <w:color w:val="000000"/>
           <w:sz w:val="24"/>
         </w:rPr>
-        <w:t xml:space="preserve"> of the Mariniersmuseum is available for public perusal. Please contact the </w:t>
-      </w:r>
-      <w:r>
-        <w:rPr>
-          <w:u w:val="single" w:color="0000ff"/>
-          <w:rFonts w:ascii="Charis SIL Regular" w:hAnsi="Charis SIL Regular" w:eastAsia="Charis SIL Regular"/>
-          <w:b w:val="0"/>
-          <w:i w:val="0"/>
-          <w:color w:val="000000"/>
-          <w:sz w:val="24"/>
-        </w:rPr>
-        <w:hyperlink r:id="rId19" w:history="1">
-          <w:r>
-            <w:rPr>
-              <w:rStyle w:val="Hyperlink"/>
-            </w:rPr>
-            <w:t xml:space="preserve">museum </w:t>
-          </w:r>
-        </w:hyperlink>
+        <w:t xml:space="preserve"> of the Mariniersmuseum is available for public perusal. Please contact the museum </w:t>
       </w:r>
       <w:r>
         <w:rPr>

--- a/EXPORTS/DOCX/published/niveau3/English/KoninklijkeDefensieMus.docx
+++ b/EXPORTS/DOCX/published/niveau3/English/KoninklijkeDefensieMus.docx
@@ -227,35 +227,7 @@
           <w:color w:val="000000"/>
           <w:sz w:val="24"/>
         </w:rPr>
-        <w:t>. Below you will find a brief history of the three museums that fall un</w:t>
-      </w:r>
-      <w:r>
-        <w:rPr>
-          <w:u w:val="single" w:color="0000ff"/>
-          <w:rFonts w:ascii="Charis SIL Regular" w:hAnsi="Charis SIL Regular" w:eastAsia="Charis SIL Regular"/>
-          <w:b w:val="0"/>
-          <w:i w:val="0"/>
-          <w:color w:val="000000"/>
-          <w:sz w:val="24"/>
-        </w:rPr>
-        <w:hyperlink r:id="rId9" w:history="1">
-          <w:r>
-            <w:rPr>
-              <w:rStyle w:val="Hyperlink"/>
-            </w:rPr>
-            <w:t>der the S</w:t>
-          </w:r>
-        </w:hyperlink>
-      </w:r>
-      <w:r>
-        <w:rPr>
-          <w:rFonts w:ascii="Charis SIL Regular" w:hAnsi="Charis SIL Regular" w:eastAsia="Charis SIL Regular"/>
-          <w:b w:val="0"/>
-          <w:i w:val="0"/>
-          <w:color w:val="000000"/>
-          <w:sz w:val="24"/>
-        </w:rPr>
-        <w:t xml:space="preserve">KD </w:t>
+        <w:t xml:space="preserve">. Below you will find a brief history of the three museums that fall under the SKD </w:t>
       </w:r>
       <w:r>
         <w:rPr>
@@ -1663,7 +1635,25 @@
           <w:color w:val="000000"/>
           <w:sz w:val="24"/>
         </w:rPr>
-        <w:t xml:space="preserve"> of the Mariniersmuseum is available for public perusal. Please contact the museum </w:t>
+        <w:t xml:space="preserve"> of the Mariniersmuseum is available for public perusal. Please contact the </w:t>
+      </w:r>
+      <w:r>
+        <w:rPr>
+          <w:u w:val="single" w:color="0000ff"/>
+          <w:rFonts w:ascii="Charis SIL Regular" w:hAnsi="Charis SIL Regular" w:eastAsia="Charis SIL Regular"/>
+          <w:b w:val="0"/>
+          <w:i w:val="0"/>
+          <w:color w:val="000000"/>
+          <w:sz w:val="24"/>
+        </w:rPr>
+        <w:hyperlink r:id="rId19" w:history="1">
+          <w:r>
+            <w:rPr>
+              <w:rStyle w:val="Hyperlink"/>
+            </w:rPr>
+            <w:t xml:space="preserve">museum </w:t>
+          </w:r>
+        </w:hyperlink>
       </w:r>
       <w:r>
         <w:rPr>

--- a/EXPORTS/DOCX/published/niveau3/English/KoninklijkeDefensieMus.docx
+++ b/EXPORTS/DOCX/published/niveau3/English/KoninklijkeDefensieMus.docx
@@ -1674,14 +1674,7 @@
           <w:color w:val="000000"/>
           <w:sz w:val="24"/>
         </w:rPr>
-        <w:hyperlink r:id="rId19" w:history="1">
-          <w:r>
-            <w:rPr>
-              <w:rStyle w:val="Hyperlink"/>
-            </w:rPr>
-            <w:t xml:space="preserve">museum </w:t>
-          </w:r>
-        </w:hyperlink>
+        <w:t xml:space="preserve">museum </w:t>
       </w:r>
       <w:r>
         <w:rPr>

--- a/EXPORTS/DOCX/published/niveau3/English/KoninklijkeDefensieMus.docx
+++ b/EXPORTS/DOCX/published/niveau3/English/KoninklijkeDefensieMus.docx
@@ -1674,7 +1674,14 @@
           <w:color w:val="000000"/>
           <w:sz w:val="24"/>
         </w:rPr>
-        <w:t xml:space="preserve">museum </w:t>
+        <w:hyperlink r:id="rId19" w:history="1">
+          <w:r>
+            <w:rPr>
+              <w:rStyle w:val="Hyperlink"/>
+            </w:rPr>
+            <w:t xml:space="preserve">museum </w:t>
+          </w:r>
+        </w:hyperlink>
       </w:r>
       <w:r>
         <w:rPr>

--- a/EXPORTS/DOCX/published/niveau3/English/KoninklijkeDefensieMus.docx
+++ b/EXPORTS/DOCX/published/niveau3/English/KoninklijkeDefensieMus.docx
@@ -227,7 +227,35 @@
           <w:color w:val="000000"/>
           <w:sz w:val="24"/>
         </w:rPr>
-        <w:t xml:space="preserve">. Below you will find a brief history of the three museums that fall under the SKD </w:t>
+        <w:t>. Below you will find a brief history of the three museums that fall un</w:t>
+      </w:r>
+      <w:r>
+        <w:rPr>
+          <w:u w:val="single" w:color="0000ff"/>
+          <w:rFonts w:ascii="Charis SIL Regular" w:hAnsi="Charis SIL Regular" w:eastAsia="Charis SIL Regular"/>
+          <w:b w:val="0"/>
+          <w:i w:val="0"/>
+          <w:color w:val="000000"/>
+          <w:sz w:val="24"/>
+        </w:rPr>
+        <w:hyperlink r:id="rId9" w:history="1">
+          <w:r>
+            <w:rPr>
+              <w:rStyle w:val="Hyperlink"/>
+            </w:rPr>
+            <w:t>der the S</w:t>
+          </w:r>
+        </w:hyperlink>
+      </w:r>
+      <w:r>
+        <w:rPr>
+          <w:rFonts w:ascii="Charis SIL Regular" w:hAnsi="Charis SIL Regular" w:eastAsia="Charis SIL Regular"/>
+          <w:b w:val="0"/>
+          <w:i w:val="0"/>
+          <w:color w:val="000000"/>
+          <w:sz w:val="24"/>
+        </w:rPr>
+        <w:t xml:space="preserve">KD </w:t>
       </w:r>
       <w:r>
         <w:rPr>
@@ -1103,25 +1131,7 @@
           <w:color w:val="000000"/>
           <w:sz w:val="24"/>
         </w:rPr>
-        <w:t>established in 1968 as the official m</w:t>
-      </w:r>
-      <w:r>
-        <w:rPr>
-          <w:u w:val="single" w:color="0000ff"/>
-          <w:rFonts w:ascii="Charis SIL Regular" w:hAnsi="Charis SIL Regular" w:eastAsia="Charis SIL Regular"/>
-          <w:b w:val="0"/>
-          <w:i w:val="0"/>
-          <w:color w:val="000000"/>
-          <w:sz w:val="24"/>
-        </w:rPr>
-        <w:hyperlink r:id="rId15" w:history="1">
-          <w:r>
-            <w:rPr>
-              <w:rStyle w:val="Hyperlink"/>
-            </w:rPr>
-            <w:t>use</w:t>
-          </w:r>
-        </w:hyperlink>
+        <w:t>established in 1968 as the official muse</w:t>
       </w:r>
       <w:r>
         <w:rPr>
@@ -1256,25 +1266,7 @@
           <w:color w:val="000000"/>
           <w:sz w:val="24"/>
         </w:rPr>
-        <w:t>contact the admi</w:t>
-      </w:r>
-      <w:r>
-        <w:rPr>
-          <w:u w:val="single" w:color="0000ff"/>
-          <w:rFonts w:ascii="Charis SIL Regular" w:hAnsi="Charis SIL Regular" w:eastAsia="Charis SIL Regular"/>
-          <w:b w:val="0"/>
-          <w:i w:val="0"/>
-          <w:color w:val="000000"/>
-          <w:sz w:val="24"/>
-        </w:rPr>
-        <w:hyperlink r:id="rId16" w:history="1">
-          <w:r>
-            <w:rPr>
-              <w:rStyle w:val="Hyperlink"/>
-            </w:rPr>
-            <w:t>nistrator i</w:t>
-          </w:r>
-        </w:hyperlink>
+        <w:t>contact the administrator i</w:t>
       </w:r>
       <w:r>
         <w:rPr>

--- a/EXPORTS/DOCX/published/niveau3/English/KoninklijkeDefensieMus.docx
+++ b/EXPORTS/DOCX/published/niveau3/English/KoninklijkeDefensieMus.docx
@@ -238,14 +238,7 @@
           <w:color w:val="000000"/>
           <w:sz w:val="24"/>
         </w:rPr>
-        <w:hyperlink r:id="rId9" w:history="1">
-          <w:r>
-            <w:rPr>
-              <w:rStyle w:val="Hyperlink"/>
-            </w:rPr>
-            <w:t>der the S</w:t>
-          </w:r>
-        </w:hyperlink>
+        <w:t>der the S</w:t>
       </w:r>
       <w:r>
         <w:rPr>
@@ -1131,7 +1124,18 @@
           <w:color w:val="000000"/>
           <w:sz w:val="24"/>
         </w:rPr>
-        <w:t>established in 1968 as the official muse</w:t>
+        <w:t>established in 1968 as the official m</w:t>
+      </w:r>
+      <w:r>
+        <w:rPr>
+          <w:u w:val="single" w:color="0000ff"/>
+          <w:rFonts w:ascii="Charis SIL Regular" w:hAnsi="Charis SIL Regular" w:eastAsia="Charis SIL Regular"/>
+          <w:b w:val="0"/>
+          <w:i w:val="0"/>
+          <w:color w:val="000000"/>
+          <w:sz w:val="24"/>
+        </w:rPr>
+        <w:t>use</w:t>
       </w:r>
       <w:r>
         <w:rPr>
@@ -1266,7 +1270,18 @@
           <w:color w:val="000000"/>
           <w:sz w:val="24"/>
         </w:rPr>
-        <w:t>contact the administrator i</w:t>
+        <w:t>contact the admi</w:t>
+      </w:r>
+      <w:r>
+        <w:rPr>
+          <w:u w:val="single" w:color="0000ff"/>
+          <w:rFonts w:ascii="Charis SIL Regular" w:hAnsi="Charis SIL Regular" w:eastAsia="Charis SIL Regular"/>
+          <w:b w:val="0"/>
+          <w:i w:val="0"/>
+          <w:color w:val="000000"/>
+          <w:sz w:val="24"/>
+        </w:rPr>
+        <w:t>nistrator i</w:t>
       </w:r>
       <w:r>
         <w:rPr>

--- a/EXPORTS/DOCX/published/niveau3/English/KoninklijkeDefensieMus.docx
+++ b/EXPORTS/DOCX/published/niveau3/English/KoninklijkeDefensieMus.docx
@@ -238,7 +238,14 @@
           <w:color w:val="000000"/>
           <w:sz w:val="24"/>
         </w:rPr>
-        <w:t>der the S</w:t>
+        <w:hyperlink r:id="rId9" w:history="1">
+          <w:r>
+            <w:rPr>
+              <w:rStyle w:val="Hyperlink"/>
+            </w:rPr>
+            <w:t>der the S</w:t>
+          </w:r>
+        </w:hyperlink>
       </w:r>
       <w:r>
         <w:rPr>
@@ -1135,7 +1142,14 @@
           <w:color w:val="000000"/>
           <w:sz w:val="24"/>
         </w:rPr>
-        <w:t>use</w:t>
+        <w:hyperlink r:id="rId15" w:history="1">
+          <w:r>
+            <w:rPr>
+              <w:rStyle w:val="Hyperlink"/>
+            </w:rPr>
+            <w:t>use</w:t>
+          </w:r>
+        </w:hyperlink>
       </w:r>
       <w:r>
         <w:rPr>
@@ -1270,18 +1284,7 @@
           <w:color w:val="000000"/>
           <w:sz w:val="24"/>
         </w:rPr>
-        <w:t>contact the admi</w:t>
-      </w:r>
-      <w:r>
-        <w:rPr>
-          <w:u w:val="single" w:color="0000ff"/>
-          <w:rFonts w:ascii="Charis SIL Regular" w:hAnsi="Charis SIL Regular" w:eastAsia="Charis SIL Regular"/>
-          <w:b w:val="0"/>
-          <w:i w:val="0"/>
-          <w:color w:val="000000"/>
-          <w:sz w:val="24"/>
-        </w:rPr>
-        <w:t>nistrator i</w:t>
+        <w:t>contact the administrator i</w:t>
       </w:r>
       <w:r>
         <w:rPr>

--- a/EXPORTS/DOCX/published/niveau3/English/KoninklijkeDefensieMus.docx
+++ b/EXPORTS/DOCX/published/niveau3/English/KoninklijkeDefensieMus.docx
@@ -227,35 +227,7 @@
           <w:color w:val="000000"/>
           <w:sz w:val="24"/>
         </w:rPr>
-        <w:t>. Below you will find a brief history of the three museums that fall un</w:t>
-      </w:r>
-      <w:r>
-        <w:rPr>
-          <w:u w:val="single" w:color="0000ff"/>
-          <w:rFonts w:ascii="Charis SIL Regular" w:hAnsi="Charis SIL Regular" w:eastAsia="Charis SIL Regular"/>
-          <w:b w:val="0"/>
-          <w:i w:val="0"/>
-          <w:color w:val="000000"/>
-          <w:sz w:val="24"/>
-        </w:rPr>
-        <w:hyperlink r:id="rId9" w:history="1">
-          <w:r>
-            <w:rPr>
-              <w:rStyle w:val="Hyperlink"/>
-            </w:rPr>
-            <w:t>der the S</w:t>
-          </w:r>
-        </w:hyperlink>
-      </w:r>
-      <w:r>
-        <w:rPr>
-          <w:rFonts w:ascii="Charis SIL Regular" w:hAnsi="Charis SIL Regular" w:eastAsia="Charis SIL Regular"/>
-          <w:b w:val="0"/>
-          <w:i w:val="0"/>
-          <w:color w:val="000000"/>
-          <w:sz w:val="24"/>
-        </w:rPr>
-        <w:t xml:space="preserve">KD </w:t>
+        <w:t xml:space="preserve">. Below you will find a brief history of the three museums that fall under the SKD </w:t>
       </w:r>
       <w:r>
         <w:rPr>
@@ -1131,25 +1103,7 @@
           <w:color w:val="000000"/>
           <w:sz w:val="24"/>
         </w:rPr>
-        <w:t>established in 1968 as the official m</w:t>
-      </w:r>
-      <w:r>
-        <w:rPr>
-          <w:u w:val="single" w:color="0000ff"/>
-          <w:rFonts w:ascii="Charis SIL Regular" w:hAnsi="Charis SIL Regular" w:eastAsia="Charis SIL Regular"/>
-          <w:b w:val="0"/>
-          <w:i w:val="0"/>
-          <w:color w:val="000000"/>
-          <w:sz w:val="24"/>
-        </w:rPr>
-        <w:hyperlink r:id="rId15" w:history="1">
-          <w:r>
-            <w:rPr>
-              <w:rStyle w:val="Hyperlink"/>
-            </w:rPr>
-            <w:t>use</w:t>
-          </w:r>
-        </w:hyperlink>
+        <w:t>established in 1968 as the official muse</w:t>
       </w:r>
       <w:r>
         <w:rPr>
@@ -1284,7 +1238,25 @@
           <w:color w:val="000000"/>
           <w:sz w:val="24"/>
         </w:rPr>
-        <w:t>contact the administrator i</w:t>
+        <w:t>contact the admi</w:t>
+      </w:r>
+      <w:r>
+        <w:rPr>
+          <w:u w:val="single" w:color="0000ff"/>
+          <w:rFonts w:ascii="Charis SIL Regular" w:hAnsi="Charis SIL Regular" w:eastAsia="Charis SIL Regular"/>
+          <w:b w:val="0"/>
+          <w:i w:val="0"/>
+          <w:color w:val="000000"/>
+          <w:sz w:val="24"/>
+        </w:rPr>
+        <w:hyperlink r:id="rId16" w:history="1">
+          <w:r>
+            <w:rPr>
+              <w:rStyle w:val="Hyperlink"/>
+            </w:rPr>
+            <w:t>nistrator i</w:t>
+          </w:r>
+        </w:hyperlink>
       </w:r>
       <w:r>
         <w:rPr>
@@ -1547,21 +1519,13 @@
       </w:r>
       <w:r>
         <w:rPr>
-          <w:u w:val="single" w:color="0000ff"/>
           <w:rFonts w:ascii="Charis SIL Regular" w:hAnsi="Charis SIL Regular" w:eastAsia="Charis SIL Regular"/>
           <w:b w:val="0"/>
           <w:i w:val="0"/>
           <w:color w:val="000000"/>
           <w:sz w:val="24"/>
         </w:rPr>
-        <w:hyperlink r:id="rId18" w:history="1">
-          <w:r>
-            <w:rPr>
-              <w:rStyle w:val="Hyperlink"/>
-            </w:rPr>
-            <w:t>Due to th</w:t>
-          </w:r>
-        </w:hyperlink>
+        <w:t>Due to th</w:t>
       </w:r>
       <w:r>
         <w:rPr>

--- a/EXPORTS/DOCX/published/niveau3/English/KoninklijkeDefensieMus.docx
+++ b/EXPORTS/DOCX/published/niveau3/English/KoninklijkeDefensieMus.docx
@@ -227,7 +227,35 @@
           <w:color w:val="000000"/>
           <w:sz w:val="24"/>
         </w:rPr>
-        <w:t xml:space="preserve">. Below you will find a brief history of the three museums that fall under the SKD </w:t>
+        <w:t>. Below you will find a brief history of the three museums that fall un</w:t>
+      </w:r>
+      <w:r>
+        <w:rPr>
+          <w:u w:val="single" w:color="0000ff"/>
+          <w:rFonts w:ascii="Charis SIL Regular" w:hAnsi="Charis SIL Regular" w:eastAsia="Charis SIL Regular"/>
+          <w:b w:val="0"/>
+          <w:i w:val="0"/>
+          <w:color w:val="000000"/>
+          <w:sz w:val="24"/>
+        </w:rPr>
+        <w:hyperlink r:id="rId9" w:history="1">
+          <w:r>
+            <w:rPr>
+              <w:rStyle w:val="Hyperlink"/>
+            </w:rPr>
+            <w:t>der the S</w:t>
+          </w:r>
+        </w:hyperlink>
+      </w:r>
+      <w:r>
+        <w:rPr>
+          <w:rFonts w:ascii="Charis SIL Regular" w:hAnsi="Charis SIL Regular" w:eastAsia="Charis SIL Regular"/>
+          <w:b w:val="0"/>
+          <w:i w:val="0"/>
+          <w:color w:val="000000"/>
+          <w:sz w:val="24"/>
+        </w:rPr>
+        <w:t xml:space="preserve">KD </w:t>
       </w:r>
       <w:r>
         <w:rPr>
@@ -1103,7 +1131,25 @@
           <w:color w:val="000000"/>
           <w:sz w:val="24"/>
         </w:rPr>
-        <w:t>established in 1968 as the official muse</w:t>
+        <w:t>established in 1968 as the official m</w:t>
+      </w:r>
+      <w:r>
+        <w:rPr>
+          <w:u w:val="single" w:color="0000ff"/>
+          <w:rFonts w:ascii="Charis SIL Regular" w:hAnsi="Charis SIL Regular" w:eastAsia="Charis SIL Regular"/>
+          <w:b w:val="0"/>
+          <w:i w:val="0"/>
+          <w:color w:val="000000"/>
+          <w:sz w:val="24"/>
+        </w:rPr>
+        <w:hyperlink r:id="rId15" w:history="1">
+          <w:r>
+            <w:rPr>
+              <w:rStyle w:val="Hyperlink"/>
+            </w:rPr>
+            <w:t>use</w:t>
+          </w:r>
+        </w:hyperlink>
       </w:r>
       <w:r>
         <w:rPr>
@@ -1238,25 +1284,7 @@
           <w:color w:val="000000"/>
           <w:sz w:val="24"/>
         </w:rPr>
-        <w:t>contact the admi</w:t>
-      </w:r>
-      <w:r>
-        <w:rPr>
-          <w:u w:val="single" w:color="0000ff"/>
-          <w:rFonts w:ascii="Charis SIL Regular" w:hAnsi="Charis SIL Regular" w:eastAsia="Charis SIL Regular"/>
-          <w:b w:val="0"/>
-          <w:i w:val="0"/>
-          <w:color w:val="000000"/>
-          <w:sz w:val="24"/>
-        </w:rPr>
-        <w:hyperlink r:id="rId16" w:history="1">
-          <w:r>
-            <w:rPr>
-              <w:rStyle w:val="Hyperlink"/>
-            </w:rPr>
-            <w:t>nistrator i</w:t>
-          </w:r>
-        </w:hyperlink>
+        <w:t>contact the administrator i</w:t>
       </w:r>
       <w:r>
         <w:rPr>
@@ -1519,6 +1547,7 @@
       </w:r>
       <w:r>
         <w:rPr>
+          <w:u w:val="single" w:color="0000ff"/>
           <w:rFonts w:ascii="Charis SIL Regular" w:hAnsi="Charis SIL Regular" w:eastAsia="Charis SIL Regular"/>
           <w:b w:val="0"/>
           <w:i w:val="0"/>
@@ -1609,25 +1638,7 @@
           <w:color w:val="000000"/>
           <w:sz w:val="24"/>
         </w:rPr>
-        <w:t xml:space="preserve"> of the Mariniersmuseum is available for public perusal. Please contact the </w:t>
-      </w:r>
-      <w:r>
-        <w:rPr>
-          <w:u w:val="single" w:color="0000ff"/>
-          <w:rFonts w:ascii="Charis SIL Regular" w:hAnsi="Charis SIL Regular" w:eastAsia="Charis SIL Regular"/>
-          <w:b w:val="0"/>
-          <w:i w:val="0"/>
-          <w:color w:val="000000"/>
-          <w:sz w:val="24"/>
-        </w:rPr>
-        <w:hyperlink r:id="rId19" w:history="1">
-          <w:r>
-            <w:rPr>
-              <w:rStyle w:val="Hyperlink"/>
-            </w:rPr>
-            <w:t xml:space="preserve">museum </w:t>
-          </w:r>
-        </w:hyperlink>
+        <w:t xml:space="preserve"> of the Mariniersmuseum is available for public perusal. Please contact the museum </w:t>
       </w:r>
       <w:r>
         <w:rPr>

--- a/EXPORTS/DOCX/published/niveau3/English/KoninklijkeDefensieMus.docx
+++ b/EXPORTS/DOCX/published/niveau3/English/KoninklijkeDefensieMus.docx
@@ -1131,25 +1131,7 @@
           <w:color w:val="000000"/>
           <w:sz w:val="24"/>
         </w:rPr>
-        <w:t>established in 1968 as the official m</w:t>
-      </w:r>
-      <w:r>
-        <w:rPr>
-          <w:u w:val="single" w:color="0000ff"/>
-          <w:rFonts w:ascii="Charis SIL Regular" w:hAnsi="Charis SIL Regular" w:eastAsia="Charis SIL Regular"/>
-          <w:b w:val="0"/>
-          <w:i w:val="0"/>
-          <w:color w:val="000000"/>
-          <w:sz w:val="24"/>
-        </w:rPr>
-        <w:hyperlink r:id="rId15" w:history="1">
-          <w:r>
-            <w:rPr>
-              <w:rStyle w:val="Hyperlink"/>
-            </w:rPr>
-            <w:t>use</w:t>
-          </w:r>
-        </w:hyperlink>
+        <w:t>established in 1968 as the official muse</w:t>
       </w:r>
       <w:r>
         <w:rPr>
@@ -1284,7 +1266,25 @@
           <w:color w:val="000000"/>
           <w:sz w:val="24"/>
         </w:rPr>
-        <w:t>contact the administrator i</w:t>
+        <w:t>contact the admi</w:t>
+      </w:r>
+      <w:r>
+        <w:rPr>
+          <w:u w:val="single" w:color="0000ff"/>
+          <w:rFonts w:ascii="Charis SIL Regular" w:hAnsi="Charis SIL Regular" w:eastAsia="Charis SIL Regular"/>
+          <w:b w:val="0"/>
+          <w:i w:val="0"/>
+          <w:color w:val="000000"/>
+          <w:sz w:val="24"/>
+        </w:rPr>
+        <w:hyperlink r:id="rId16" w:history="1">
+          <w:r>
+            <w:rPr>
+              <w:rStyle w:val="Hyperlink"/>
+            </w:rPr>
+            <w:t>nistrator i</w:t>
+          </w:r>
+        </w:hyperlink>
       </w:r>
       <w:r>
         <w:rPr>
@@ -1554,7 +1554,14 @@
           <w:color w:val="000000"/>
           <w:sz w:val="24"/>
         </w:rPr>
-        <w:t>Due to th</w:t>
+        <w:hyperlink r:id="rId18" w:history="1">
+          <w:r>
+            <w:rPr>
+              <w:rStyle w:val="Hyperlink"/>
+            </w:rPr>
+            <w:t>Due to th</w:t>
+          </w:r>
+        </w:hyperlink>
       </w:r>
       <w:r>
         <w:rPr>
@@ -1638,7 +1645,25 @@
           <w:color w:val="000000"/>
           <w:sz w:val="24"/>
         </w:rPr>
-        <w:t xml:space="preserve"> of the Mariniersmuseum is available for public perusal. Please contact the museum </w:t>
+        <w:t xml:space="preserve"> of the Mariniersmuseum is available for public perusal. Please contact the </w:t>
+      </w:r>
+      <w:r>
+        <w:rPr>
+          <w:u w:val="single" w:color="0000ff"/>
+          <w:rFonts w:ascii="Charis SIL Regular" w:hAnsi="Charis SIL Regular" w:eastAsia="Charis SIL Regular"/>
+          <w:b w:val="0"/>
+          <w:i w:val="0"/>
+          <w:color w:val="000000"/>
+          <w:sz w:val="24"/>
+        </w:rPr>
+        <w:hyperlink r:id="rId19" w:history="1">
+          <w:r>
+            <w:rPr>
+              <w:rStyle w:val="Hyperlink"/>
+            </w:rPr>
+            <w:t xml:space="preserve">museum </w:t>
+          </w:r>
+        </w:hyperlink>
       </w:r>
       <w:r>
         <w:rPr>

--- a/EXPORTS/DOCX/published/niveau3/English/KoninklijkeDefensieMus.docx
+++ b/EXPORTS/DOCX/published/niveau3/English/KoninklijkeDefensieMus.docx
@@ -227,35 +227,7 @@
           <w:color w:val="000000"/>
           <w:sz w:val="24"/>
         </w:rPr>
-        <w:t>. Below you will find a brief history of the three museums that fall un</w:t>
-      </w:r>
-      <w:r>
-        <w:rPr>
-          <w:u w:val="single" w:color="0000ff"/>
-          <w:rFonts w:ascii="Charis SIL Regular" w:hAnsi="Charis SIL Regular" w:eastAsia="Charis SIL Regular"/>
-          <w:b w:val="0"/>
-          <w:i w:val="0"/>
-          <w:color w:val="000000"/>
-          <w:sz w:val="24"/>
-        </w:rPr>
-        <w:hyperlink r:id="rId9" w:history="1">
-          <w:r>
-            <w:rPr>
-              <w:rStyle w:val="Hyperlink"/>
-            </w:rPr>
-            <w:t>der the S</w:t>
-          </w:r>
-        </w:hyperlink>
-      </w:r>
-      <w:r>
-        <w:rPr>
-          <w:rFonts w:ascii="Charis SIL Regular" w:hAnsi="Charis SIL Regular" w:eastAsia="Charis SIL Regular"/>
-          <w:b w:val="0"/>
-          <w:i w:val="0"/>
-          <w:color w:val="000000"/>
-          <w:sz w:val="24"/>
-        </w:rPr>
-        <w:t xml:space="preserve">KD </w:t>
+        <w:t xml:space="preserve">. Below you will find a brief history of the three museums that fall under the SKD </w:t>
       </w:r>
       <w:r>
         <w:rPr>
@@ -1277,14 +1249,7 @@
           <w:color w:val="000000"/>
           <w:sz w:val="24"/>
         </w:rPr>
-        <w:hyperlink r:id="rId16" w:history="1">
-          <w:r>
-            <w:rPr>
-              <w:rStyle w:val="Hyperlink"/>
-            </w:rPr>
-            <w:t>nistrator i</w:t>
-          </w:r>
-        </w:hyperlink>
+        <w:t>nistrator i</w:t>
       </w:r>
       <w:r>
         <w:rPr>

--- a/EXPORTS/DOCX/published/niveau3/English/KoninklijkeDefensieMus.docx
+++ b/EXPORTS/DOCX/published/niveau3/English/KoninklijkeDefensieMus.docx
@@ -1103,7 +1103,25 @@
           <w:color w:val="000000"/>
           <w:sz w:val="24"/>
         </w:rPr>
-        <w:t>established in 1968 as the official muse</w:t>
+        <w:t>established in 1968 as the official m</w:t>
+      </w:r>
+      <w:r>
+        <w:rPr>
+          <w:u w:val="single" w:color="0000ff"/>
+          <w:rFonts w:ascii="Charis SIL Regular" w:hAnsi="Charis SIL Regular" w:eastAsia="Charis SIL Regular"/>
+          <w:b w:val="0"/>
+          <w:i w:val="0"/>
+          <w:color w:val="000000"/>
+          <w:sz w:val="24"/>
+        </w:rPr>
+        <w:hyperlink r:id="rId15" w:history="1">
+          <w:r>
+            <w:rPr>
+              <w:rStyle w:val="Hyperlink"/>
+            </w:rPr>
+            <w:t>use</w:t>
+          </w:r>
+        </w:hyperlink>
       </w:r>
       <w:r>
         <w:rPr>
@@ -1249,7 +1267,14 @@
           <w:color w:val="000000"/>
           <w:sz w:val="24"/>
         </w:rPr>
-        <w:t>nistrator i</w:t>
+        <w:hyperlink r:id="rId16" w:history="1">
+          <w:r>
+            <w:rPr>
+              <w:rStyle w:val="Hyperlink"/>
+            </w:rPr>
+            <w:t>nistrator i</w:t>
+          </w:r>
+        </w:hyperlink>
       </w:r>
       <w:r>
         <w:rPr>
@@ -1610,25 +1635,7 @@
           <w:color w:val="000000"/>
           <w:sz w:val="24"/>
         </w:rPr>
-        <w:t xml:space="preserve"> of the Mariniersmuseum is available for public perusal. Please contact the </w:t>
-      </w:r>
-      <w:r>
-        <w:rPr>
-          <w:u w:val="single" w:color="0000ff"/>
-          <w:rFonts w:ascii="Charis SIL Regular" w:hAnsi="Charis SIL Regular" w:eastAsia="Charis SIL Regular"/>
-          <w:b w:val="0"/>
-          <w:i w:val="0"/>
-          <w:color w:val="000000"/>
-          <w:sz w:val="24"/>
-        </w:rPr>
-        <w:hyperlink r:id="rId19" w:history="1">
-          <w:r>
-            <w:rPr>
-              <w:rStyle w:val="Hyperlink"/>
-            </w:rPr>
-            <w:t xml:space="preserve">museum </w:t>
-          </w:r>
-        </w:hyperlink>
+        <w:t xml:space="preserve"> of the Mariniersmuseum is available for public perusal. Please contact the museum </w:t>
       </w:r>
       <w:r>
         <w:rPr>

--- a/EXPORTS/DOCX/published/niveau3/English/KoninklijkeDefensieMus.docx
+++ b/EXPORTS/DOCX/published/niveau3/English/KoninklijkeDefensieMus.docx
@@ -1635,7 +1635,25 @@
           <w:color w:val="000000"/>
           <w:sz w:val="24"/>
         </w:rPr>
-        <w:t xml:space="preserve"> of the Mariniersmuseum is available for public perusal. Please contact the museum </w:t>
+        <w:t xml:space="preserve"> of the Mariniersmuseum is available for public perusal. Please contact the </w:t>
+      </w:r>
+      <w:r>
+        <w:rPr>
+          <w:u w:val="single" w:color="0000ff"/>
+          <w:rFonts w:ascii="Charis SIL Regular" w:hAnsi="Charis SIL Regular" w:eastAsia="Charis SIL Regular"/>
+          <w:b w:val="0"/>
+          <w:i w:val="0"/>
+          <w:color w:val="000000"/>
+          <w:sz w:val="24"/>
+        </w:rPr>
+        <w:hyperlink r:id="rId19" w:history="1">
+          <w:r>
+            <w:rPr>
+              <w:rStyle w:val="Hyperlink"/>
+            </w:rPr>
+            <w:t xml:space="preserve">museum </w:t>
+          </w:r>
+        </w:hyperlink>
       </w:r>
       <w:r>
         <w:rPr>

--- a/EXPORTS/DOCX/published/niveau3/English/KoninklijkeDefensieMus.docx
+++ b/EXPORTS/DOCX/published/niveau3/English/KoninklijkeDefensieMus.docx
@@ -1284,7 +1284,25 @@
           <w:color w:val="000000"/>
           <w:sz w:val="24"/>
         </w:rPr>
-        <w:t>contact the administrator i</w:t>
+        <w:t>contact the admi</w:t>
+      </w:r>
+      <w:r>
+        <w:rPr>
+          <w:u w:val="single" w:color="0000ff"/>
+          <w:rFonts w:ascii="Charis SIL Regular" w:hAnsi="Charis SIL Regular" w:eastAsia="Charis SIL Regular"/>
+          <w:b w:val="0"/>
+          <w:i w:val="0"/>
+          <w:color w:val="000000"/>
+          <w:sz w:val="24"/>
+        </w:rPr>
+        <w:hyperlink r:id="rId16" w:history="1">
+          <w:r>
+            <w:rPr>
+              <w:rStyle w:val="Hyperlink"/>
+            </w:rPr>
+            <w:t>nistrator i</w:t>
+          </w:r>
+        </w:hyperlink>
       </w:r>
       <w:r>
         <w:rPr>
@@ -1656,14 +1674,7 @@
           <w:color w:val="000000"/>
           <w:sz w:val="24"/>
         </w:rPr>
-        <w:hyperlink r:id="rId19" w:history="1">
-          <w:r>
-            <w:rPr>
-              <w:rStyle w:val="Hyperlink"/>
-            </w:rPr>
-            <w:t xml:space="preserve">museum </w:t>
-          </w:r>
-        </w:hyperlink>
+        <w:t xml:space="preserve">museum </w:t>
       </w:r>
       <w:r>
         <w:rPr>

--- a/EXPORTS/DOCX/published/niveau3/English/KoninklijkeDefensieMus.docx
+++ b/EXPORTS/DOCX/published/niveau3/English/KoninklijkeDefensieMus.docx
@@ -1565,21 +1565,13 @@
       </w:r>
       <w:r>
         <w:rPr>
-          <w:u w:val="single" w:color="0000ff"/>
           <w:rFonts w:ascii="Charis SIL Regular" w:hAnsi="Charis SIL Regular" w:eastAsia="Charis SIL Regular"/>
           <w:b w:val="0"/>
           <w:i w:val="0"/>
           <w:color w:val="000000"/>
           <w:sz w:val="24"/>
         </w:rPr>
-        <w:hyperlink r:id="rId18" w:history="1">
-          <w:r>
-            <w:rPr>
-              <w:rStyle w:val="Hyperlink"/>
-            </w:rPr>
-            <w:t>Due to th</w:t>
-          </w:r>
-        </w:hyperlink>
+        <w:t>Due to th</w:t>
       </w:r>
       <w:r>
         <w:rPr>

--- a/EXPORTS/DOCX/published/niveau3/English/KoninklijkeDefensieMus.docx
+++ b/EXPORTS/DOCX/published/niveau3/English/KoninklijkeDefensieMus.docx
@@ -1565,13 +1565,21 @@
       </w:r>
       <w:r>
         <w:rPr>
+          <w:u w:val="single" w:color="0000ff"/>
           <w:rFonts w:ascii="Charis SIL Regular" w:hAnsi="Charis SIL Regular" w:eastAsia="Charis SIL Regular"/>
           <w:b w:val="0"/>
           <w:i w:val="0"/>
           <w:color w:val="000000"/>
           <w:sz w:val="24"/>
         </w:rPr>
-        <w:t>Due to th</w:t>
+        <w:hyperlink r:id="rId18" w:history="1">
+          <w:r>
+            <w:rPr>
+              <w:rStyle w:val="Hyperlink"/>
+            </w:rPr>
+            <w:t>Due to th</w:t>
+          </w:r>
+        </w:hyperlink>
       </w:r>
       <w:r>
         <w:rPr>

--- a/EXPORTS/DOCX/published/niveau3/English/KoninklijkeDefensieMus.docx
+++ b/EXPORTS/DOCX/published/niveau3/English/KoninklijkeDefensieMus.docx
@@ -1142,7 +1142,14 @@
           <w:color w:val="000000"/>
           <w:sz w:val="24"/>
         </w:rPr>
-        <w:t>use</w:t>
+        <w:hyperlink r:id="rId15" w:history="1">
+          <w:r>
+            <w:rPr>
+              <w:rStyle w:val="Hyperlink"/>
+            </w:rPr>
+            <w:t>use</w:t>
+          </w:r>
+        </w:hyperlink>
       </w:r>
       <w:r>
         <w:rPr>

--- a/EXPORTS/DOCX/published/niveau3/English/KoninklijkeDefensieMus.docx
+++ b/EXPORTS/DOCX/published/niveau3/English/KoninklijkeDefensieMus.docx
@@ -2504,7 +2504,7 @@
         <w:autoSpaceDN w:val="0"/>
         <w:autoSpaceDE w:val="0"/>
         <w:widowControl/>
-        <w:spacing w:line="466" w:lineRule="exact" w:before="302" w:after="0"/>
+        <w:spacing w:line="466" w:lineRule="exact" w:before="282" w:after="0"/>
         <w:ind w:left="0" w:right="3744" w:firstLine="0"/>
         <w:jc w:val="left"/>
       </w:pPr>

--- a/EXPORTS/DOCX/published/niveau3/English/KoninklijkeDefensieMus.docx
+++ b/EXPORTS/DOCX/published/niveau3/English/KoninklijkeDefensieMus.docx
@@ -227,35 +227,7 @@
           <w:color w:val="000000"/>
           <w:sz w:val="24"/>
         </w:rPr>
-        <w:t>. Below you will find a brief history of the three museums that fall un</w:t>
-      </w:r>
-      <w:r>
-        <w:rPr>
-          <w:u w:val="single" w:color="0000ff"/>
-          <w:rFonts w:ascii="Charis SIL Regular" w:hAnsi="Charis SIL Regular" w:eastAsia="Charis SIL Regular"/>
-          <w:b w:val="0"/>
-          <w:i w:val="0"/>
-          <w:color w:val="000000"/>
-          <w:sz w:val="24"/>
-        </w:rPr>
-        <w:hyperlink r:id="rId9" w:history="1">
-          <w:r>
-            <w:rPr>
-              <w:rStyle w:val="Hyperlink"/>
-            </w:rPr>
-            <w:t>der the S</w:t>
-          </w:r>
-        </w:hyperlink>
-      </w:r>
-      <w:r>
-        <w:rPr>
-          <w:rFonts w:ascii="Charis SIL Regular" w:hAnsi="Charis SIL Regular" w:eastAsia="Charis SIL Regular"/>
-          <w:b w:val="0"/>
-          <w:i w:val="0"/>
-          <w:color w:val="000000"/>
-          <w:sz w:val="24"/>
-        </w:rPr>
-        <w:t xml:space="preserve">KD </w:t>
+        <w:t xml:space="preserve">. Below you will find a brief history of the three museums that fall under the SKD </w:t>
       </w:r>
       <w:r>
         <w:rPr>
@@ -1284,25 +1256,7 @@
           <w:color w:val="000000"/>
           <w:sz w:val="24"/>
         </w:rPr>
-        <w:t>contact the admi</w:t>
-      </w:r>
-      <w:r>
-        <w:rPr>
-          <w:u w:val="single" w:color="0000ff"/>
-          <w:rFonts w:ascii="Charis SIL Regular" w:hAnsi="Charis SIL Regular" w:eastAsia="Charis SIL Regular"/>
-          <w:b w:val="0"/>
-          <w:i w:val="0"/>
-          <w:color w:val="000000"/>
-          <w:sz w:val="24"/>
-        </w:rPr>
-        <w:hyperlink r:id="rId16" w:history="1">
-          <w:r>
-            <w:rPr>
-              <w:rStyle w:val="Hyperlink"/>
-            </w:rPr>
-            <w:t>nistrator i</w:t>
-          </w:r>
-        </w:hyperlink>
+        <w:t>contact the administrator i</w:t>
       </w:r>
       <w:r>
         <w:rPr>
@@ -1565,13 +1519,21 @@
       </w:r>
       <w:r>
         <w:rPr>
+          <w:u w:val="single" w:color="0000ff"/>
           <w:rFonts w:ascii="Charis SIL Regular" w:hAnsi="Charis SIL Regular" w:eastAsia="Charis SIL Regular"/>
           <w:b w:val="0"/>
           <w:i w:val="0"/>
           <w:color w:val="000000"/>
           <w:sz w:val="24"/>
         </w:rPr>
-        <w:t>Due to th</w:t>
+        <w:hyperlink r:id="rId18" w:history="1">
+          <w:r>
+            <w:rPr>
+              <w:rStyle w:val="Hyperlink"/>
+            </w:rPr>
+            <w:t>Due to th</w:t>
+          </w:r>
+        </w:hyperlink>
       </w:r>
       <w:r>
         <w:rPr>

--- a/EXPORTS/DOCX/published/niveau3/English/KoninklijkeDefensieMus.docx
+++ b/EXPORTS/DOCX/published/niveau3/English/KoninklijkeDefensieMus.docx
@@ -227,7 +227,35 @@
           <w:color w:val="000000"/>
           <w:sz w:val="24"/>
         </w:rPr>
-        <w:t xml:space="preserve">. Below you will find a brief history of the three museums that fall under the SKD </w:t>
+        <w:t>. Below you will find a brief history of the three museums that fall un</w:t>
+      </w:r>
+      <w:r>
+        <w:rPr>
+          <w:u w:val="single" w:color="0000ff"/>
+          <w:rFonts w:ascii="Charis SIL Regular" w:hAnsi="Charis SIL Regular" w:eastAsia="Charis SIL Regular"/>
+          <w:b w:val="0"/>
+          <w:i w:val="0"/>
+          <w:color w:val="000000"/>
+          <w:sz w:val="24"/>
+        </w:rPr>
+        <w:hyperlink r:id="rId9" w:history="1">
+          <w:r>
+            <w:rPr>
+              <w:rStyle w:val="Hyperlink"/>
+            </w:rPr>
+            <w:t>der the S</w:t>
+          </w:r>
+        </w:hyperlink>
+      </w:r>
+      <w:r>
+        <w:rPr>
+          <w:rFonts w:ascii="Charis SIL Regular" w:hAnsi="Charis SIL Regular" w:eastAsia="Charis SIL Regular"/>
+          <w:b w:val="0"/>
+          <w:i w:val="0"/>
+          <w:color w:val="000000"/>
+          <w:sz w:val="24"/>
+        </w:rPr>
+        <w:t xml:space="preserve">KD </w:t>
       </w:r>
       <w:r>
         <w:rPr>
@@ -1256,7 +1284,25 @@
           <w:color w:val="000000"/>
           <w:sz w:val="24"/>
         </w:rPr>
-        <w:t>contact the administrator i</w:t>
+        <w:t>contact the admi</w:t>
+      </w:r>
+      <w:r>
+        <w:rPr>
+          <w:u w:val="single" w:color="0000ff"/>
+          <w:rFonts w:ascii="Charis SIL Regular" w:hAnsi="Charis SIL Regular" w:eastAsia="Charis SIL Regular"/>
+          <w:b w:val="0"/>
+          <w:i w:val="0"/>
+          <w:color w:val="000000"/>
+          <w:sz w:val="24"/>
+        </w:rPr>
+        <w:hyperlink r:id="rId16" w:history="1">
+          <w:r>
+            <w:rPr>
+              <w:rStyle w:val="Hyperlink"/>
+            </w:rPr>
+            <w:t>nistrator i</w:t>
+          </w:r>
+        </w:hyperlink>
       </w:r>
       <w:r>
         <w:rPr>

--- a/EXPORTS/DOCX/published/niveau3/English/KoninklijkeDefensieMus.docx
+++ b/EXPORTS/DOCX/published/niveau3/English/KoninklijkeDefensieMus.docx
@@ -1142,14 +1142,7 @@
           <w:color w:val="000000"/>
           <w:sz w:val="24"/>
         </w:rPr>
-        <w:hyperlink r:id="rId15" w:history="1">
-          <w:r>
-            <w:rPr>
-              <w:rStyle w:val="Hyperlink"/>
-            </w:rPr>
-            <w:t>use</w:t>
-          </w:r>
-        </w:hyperlink>
+        <w:t>use</w:t>
       </w:r>
       <w:r>
         <w:rPr>
@@ -1572,14 +1565,7 @@
           <w:color w:val="000000"/>
           <w:sz w:val="24"/>
         </w:rPr>
-        <w:hyperlink r:id="rId18" w:history="1">
-          <w:r>
-            <w:rPr>
-              <w:rStyle w:val="Hyperlink"/>
-            </w:rPr>
-            <w:t>Due to th</w:t>
-          </w:r>
-        </w:hyperlink>
+        <w:t>Due to th</w:t>
       </w:r>
       <w:r>
         <w:rPr>

--- a/EXPORTS/DOCX/published/niveau3/English/KoninklijkeDefensieMus.docx
+++ b/EXPORTS/DOCX/published/niveau3/English/KoninklijkeDefensieMus.docx
@@ -1142,7 +1142,14 @@
           <w:color w:val="000000"/>
           <w:sz w:val="24"/>
         </w:rPr>
-        <w:t>use</w:t>
+        <w:hyperlink r:id="rId15" w:history="1">
+          <w:r>
+            <w:rPr>
+              <w:rStyle w:val="Hyperlink"/>
+            </w:rPr>
+            <w:t>use</w:t>
+          </w:r>
+        </w:hyperlink>
       </w:r>
       <w:r>
         <w:rPr>
@@ -1565,7 +1572,14 @@
           <w:color w:val="000000"/>
           <w:sz w:val="24"/>
         </w:rPr>
-        <w:t>Due to th</w:t>
+        <w:hyperlink r:id="rId18" w:history="1">
+          <w:r>
+            <w:rPr>
+              <w:rStyle w:val="Hyperlink"/>
+            </w:rPr>
+            <w:t>Due to th</w:t>
+          </w:r>
+        </w:hyperlink>
       </w:r>
       <w:r>
         <w:rPr>

--- a/EXPORTS/DOCX/published/niveau3/English/KoninklijkeDefensieMus.docx
+++ b/EXPORTS/DOCX/published/niveau3/English/KoninklijkeDefensieMus.docx
@@ -227,35 +227,7 @@
           <w:color w:val="000000"/>
           <w:sz w:val="24"/>
         </w:rPr>
-        <w:t>. Below you will find a brief history of the three museums that fall un</w:t>
-      </w:r>
-      <w:r>
-        <w:rPr>
-          <w:u w:val="single" w:color="0000ff"/>
-          <w:rFonts w:ascii="Charis SIL Regular" w:hAnsi="Charis SIL Regular" w:eastAsia="Charis SIL Regular"/>
-          <w:b w:val="0"/>
-          <w:i w:val="0"/>
-          <w:color w:val="000000"/>
-          <w:sz w:val="24"/>
-        </w:rPr>
-        <w:hyperlink r:id="rId9" w:history="1">
-          <w:r>
-            <w:rPr>
-              <w:rStyle w:val="Hyperlink"/>
-            </w:rPr>
-            <w:t>der the S</w:t>
-          </w:r>
-        </w:hyperlink>
-      </w:r>
-      <w:r>
-        <w:rPr>
-          <w:rFonts w:ascii="Charis SIL Regular" w:hAnsi="Charis SIL Regular" w:eastAsia="Charis SIL Regular"/>
-          <w:b w:val="0"/>
-          <w:i w:val="0"/>
-          <w:color w:val="000000"/>
-          <w:sz w:val="24"/>
-        </w:rPr>
-        <w:t xml:space="preserve">KD </w:t>
+        <w:t xml:space="preserve">. Below you will find a brief history of the three museums that fall under the SKD </w:t>
       </w:r>
       <w:r>
         <w:rPr>
@@ -1284,7 +1256,25 @@
           <w:color w:val="000000"/>
           <w:sz w:val="24"/>
         </w:rPr>
-        <w:t>contact the administrator i</w:t>
+        <w:t>contact the admi</w:t>
+      </w:r>
+      <w:r>
+        <w:rPr>
+          <w:u w:val="single" w:color="0000ff"/>
+          <w:rFonts w:ascii="Charis SIL Regular" w:hAnsi="Charis SIL Regular" w:eastAsia="Charis SIL Regular"/>
+          <w:b w:val="0"/>
+          <w:i w:val="0"/>
+          <w:color w:val="000000"/>
+          <w:sz w:val="24"/>
+        </w:rPr>
+        <w:hyperlink r:id="rId16" w:history="1">
+          <w:r>
+            <w:rPr>
+              <w:rStyle w:val="Hyperlink"/>
+            </w:rPr>
+            <w:t>nistrator i</w:t>
+          </w:r>
+        </w:hyperlink>
       </w:r>
       <w:r>
         <w:rPr>

--- a/EXPORTS/DOCX/published/niveau3/English/KoninklijkeDefensieMus.docx
+++ b/EXPORTS/DOCX/published/niveau3/English/KoninklijkeDefensieMus.docx
@@ -1295,14 +1295,7 @@
           <w:color w:val="000000"/>
           <w:sz w:val="24"/>
         </w:rPr>
-        <w:hyperlink r:id="rId16" w:history="1">
-          <w:r>
-            <w:rPr>
-              <w:rStyle w:val="Hyperlink"/>
-            </w:rPr>
-            <w:t>nistrator i</w:t>
-          </w:r>
-        </w:hyperlink>
+        <w:t>nistrator i</w:t>
       </w:r>
       <w:r>
         <w:rPr>

--- a/EXPORTS/DOCX/published/niveau3/English/KoninklijkeDefensieMus.docx
+++ b/EXPORTS/DOCX/published/niveau3/English/KoninklijkeDefensieMus.docx
@@ -227,7 +227,28 @@
           <w:color w:val="000000"/>
           <w:sz w:val="24"/>
         </w:rPr>
-        <w:t xml:space="preserve">. Below you will find a brief history of the three museums that fall under the SKD </w:t>
+        <w:t>. Below you will find a brief history of the three museums that fall un</w:t>
+      </w:r>
+      <w:r>
+        <w:rPr>
+          <w:u w:val="single" w:color="0000ff"/>
+          <w:rFonts w:ascii="Charis SIL Regular" w:hAnsi="Charis SIL Regular" w:eastAsia="Charis SIL Regular"/>
+          <w:b w:val="0"/>
+          <w:i w:val="0"/>
+          <w:color w:val="000000"/>
+          <w:sz w:val="24"/>
+        </w:rPr>
+        <w:t>der the S</w:t>
+      </w:r>
+      <w:r>
+        <w:rPr>
+          <w:rFonts w:ascii="Charis SIL Regular" w:hAnsi="Charis SIL Regular" w:eastAsia="Charis SIL Regular"/>
+          <w:b w:val="0"/>
+          <w:i w:val="0"/>
+          <w:color w:val="000000"/>
+          <w:sz w:val="24"/>
+        </w:rPr>
+        <w:t xml:space="preserve">KD </w:t>
       </w:r>
       <w:r>
         <w:rPr>
@@ -1103,25 +1124,7 @@
           <w:color w:val="000000"/>
           <w:sz w:val="24"/>
         </w:rPr>
-        <w:t>established in 1968 as the official m</w:t>
-      </w:r>
-      <w:r>
-        <w:rPr>
-          <w:u w:val="single" w:color="0000ff"/>
-          <w:rFonts w:ascii="Charis SIL Regular" w:hAnsi="Charis SIL Regular" w:eastAsia="Charis SIL Regular"/>
-          <w:b w:val="0"/>
-          <w:i w:val="0"/>
-          <w:color w:val="000000"/>
-          <w:sz w:val="24"/>
-        </w:rPr>
-        <w:hyperlink r:id="rId15" w:history="1">
-          <w:r>
-            <w:rPr>
-              <w:rStyle w:val="Hyperlink"/>
-            </w:rPr>
-            <w:t>use</w:t>
-          </w:r>
-        </w:hyperlink>
+        <w:t>established in 1968 as the official muse</w:t>
       </w:r>
       <w:r>
         <w:rPr>

--- a/EXPORTS/DOCX/published/niveau3/English/KoninklijkeDefensieMus.docx
+++ b/EXPORTS/DOCX/published/niveau3/English/KoninklijkeDefensieMus.docx
@@ -238,7 +238,14 @@
           <w:color w:val="000000"/>
           <w:sz w:val="24"/>
         </w:rPr>
-        <w:t>der the S</w:t>
+        <w:hyperlink r:id="rId9" w:history="1">
+          <w:r>
+            <w:rPr>
+              <w:rStyle w:val="Hyperlink"/>
+            </w:rPr>
+            <w:t>der the S</w:t>
+          </w:r>
+        </w:hyperlink>
       </w:r>
       <w:r>
         <w:rPr>
@@ -1124,7 +1131,25 @@
           <w:color w:val="000000"/>
           <w:sz w:val="24"/>
         </w:rPr>
-        <w:t>established in 1968 as the official muse</w:t>
+        <w:t>established in 1968 as the official m</w:t>
+      </w:r>
+      <w:r>
+        <w:rPr>
+          <w:u w:val="single" w:color="0000ff"/>
+          <w:rFonts w:ascii="Charis SIL Regular" w:hAnsi="Charis SIL Regular" w:eastAsia="Charis SIL Regular"/>
+          <w:b w:val="0"/>
+          <w:i w:val="0"/>
+          <w:color w:val="000000"/>
+          <w:sz w:val="24"/>
+        </w:rPr>
+        <w:hyperlink r:id="rId15" w:history="1">
+          <w:r>
+            <w:rPr>
+              <w:rStyle w:val="Hyperlink"/>
+            </w:rPr>
+            <w:t>use</w:t>
+          </w:r>
+        </w:hyperlink>
       </w:r>
       <w:r>
         <w:rPr>

--- a/EXPORTS/DOCX/published/niveau3/English/KoninklijkeDefensieMus.docx
+++ b/EXPORTS/DOCX/published/niveau3/English/KoninklijkeDefensieMus.docx
@@ -1131,7 +1131,25 @@
           <w:color w:val="000000"/>
           <w:sz w:val="24"/>
         </w:rPr>
-        <w:t>established in 1968 as the official muse</w:t>
+        <w:t>established in 1968 as the official m</w:t>
+      </w:r>
+      <w:r>
+        <w:rPr>
+          <w:u w:val="single" w:color="0000ff"/>
+          <w:rFonts w:ascii="Charis SIL Regular" w:hAnsi="Charis SIL Regular" w:eastAsia="Charis SIL Regular"/>
+          <w:b w:val="0"/>
+          <w:i w:val="0"/>
+          <w:color w:val="000000"/>
+          <w:sz w:val="24"/>
+        </w:rPr>
+        <w:hyperlink r:id="rId15" w:history="1">
+          <w:r>
+            <w:rPr>
+              <w:rStyle w:val="Hyperlink"/>
+            </w:rPr>
+            <w:t>use</w:t>
+          </w:r>
+        </w:hyperlink>
       </w:r>
       <w:r>
         <w:rPr>
@@ -1277,14 +1295,7 @@
           <w:color w:val="000000"/>
           <w:sz w:val="24"/>
         </w:rPr>
-        <w:hyperlink r:id="rId16" w:history="1">
-          <w:r>
-            <w:rPr>
-              <w:rStyle w:val="Hyperlink"/>
-            </w:rPr>
-            <w:t>nistrator i</w:t>
-          </w:r>
-        </w:hyperlink>
+        <w:t>nistrator i</w:t>
       </w:r>
       <w:r>
         <w:rPr>

--- a/EXPORTS/DOCX/published/niveau3/English/KoninklijkeDefensieMus.docx
+++ b/EXPORTS/DOCX/published/niveau3/English/KoninklijkeDefensieMus.docx
@@ -1142,14 +1142,7 @@
           <w:color w:val="000000"/>
           <w:sz w:val="24"/>
         </w:rPr>
-        <w:hyperlink r:id="rId15" w:history="1">
-          <w:r>
-            <w:rPr>
-              <w:rStyle w:val="Hyperlink"/>
-            </w:rPr>
-            <w:t>use</w:t>
-          </w:r>
-        </w:hyperlink>
+        <w:t>use</w:t>
       </w:r>
       <w:r>
         <w:rPr>
@@ -1565,6 +1558,7 @@
       </w:r>
       <w:r>
         <w:rPr>
+          <w:u w:val="single" w:color="0000ff"/>
           <w:rFonts w:ascii="Charis SIL Regular" w:hAnsi="Charis SIL Regular" w:eastAsia="Charis SIL Regular"/>
           <w:b w:val="0"/>
           <w:i w:val="0"/>

--- a/EXPORTS/DOCX/published/niveau3/English/KoninklijkeDefensieMus.docx
+++ b/EXPORTS/DOCX/published/niveau3/English/KoninklijkeDefensieMus.docx
@@ -1284,7 +1284,25 @@
           <w:color w:val="000000"/>
           <w:sz w:val="24"/>
         </w:rPr>
-        <w:t>contact the administrator i</w:t>
+        <w:t>contact the admi</w:t>
+      </w:r>
+      <w:r>
+        <w:rPr>
+          <w:u w:val="single" w:color="0000ff"/>
+          <w:rFonts w:ascii="Charis SIL Regular" w:hAnsi="Charis SIL Regular" w:eastAsia="Charis SIL Regular"/>
+          <w:b w:val="0"/>
+          <w:i w:val="0"/>
+          <w:color w:val="000000"/>
+          <w:sz w:val="24"/>
+        </w:rPr>
+        <w:hyperlink r:id="rId16" w:history="1">
+          <w:r>
+            <w:rPr>
+              <w:rStyle w:val="Hyperlink"/>
+            </w:rPr>
+            <w:t>nistrator i</w:t>
+          </w:r>
+        </w:hyperlink>
       </w:r>
       <w:r>
         <w:rPr>
@@ -1645,25 +1663,7 @@
           <w:color w:val="000000"/>
           <w:sz w:val="24"/>
         </w:rPr>
-        <w:t xml:space="preserve"> of the Mariniersmuseum is available for public perusal. Please contact the </w:t>
-      </w:r>
-      <w:r>
-        <w:rPr>
-          <w:u w:val="single" w:color="0000ff"/>
-          <w:rFonts w:ascii="Charis SIL Regular" w:hAnsi="Charis SIL Regular" w:eastAsia="Charis SIL Regular"/>
-          <w:b w:val="0"/>
-          <w:i w:val="0"/>
-          <w:color w:val="000000"/>
-          <w:sz w:val="24"/>
-        </w:rPr>
-        <w:hyperlink r:id="rId19" w:history="1">
-          <w:r>
-            <w:rPr>
-              <w:rStyle w:val="Hyperlink"/>
-            </w:rPr>
-            <w:t xml:space="preserve">museum </w:t>
-          </w:r>
-        </w:hyperlink>
+        <w:t xml:space="preserve"> of the Mariniersmuseum is available for public perusal. Please contact the museum </w:t>
       </w:r>
       <w:r>
         <w:rPr>

--- a/EXPORTS/DOCX/published/niveau3/English/KoninklijkeDefensieMus.docx
+++ b/EXPORTS/DOCX/published/niveau3/English/KoninklijkeDefensieMus.docx
@@ -1663,7 +1663,25 @@
           <w:color w:val="000000"/>
           <w:sz w:val="24"/>
         </w:rPr>
-        <w:t xml:space="preserve"> of the Mariniersmuseum is available for public perusal. Please contact the museum </w:t>
+        <w:t xml:space="preserve"> of the Mariniersmuseum is available for public perusal. Please contact the </w:t>
+      </w:r>
+      <w:r>
+        <w:rPr>
+          <w:u w:val="single" w:color="0000ff"/>
+          <w:rFonts w:ascii="Charis SIL Regular" w:hAnsi="Charis SIL Regular" w:eastAsia="Charis SIL Regular"/>
+          <w:b w:val="0"/>
+          <w:i w:val="0"/>
+          <w:color w:val="000000"/>
+          <w:sz w:val="24"/>
+        </w:rPr>
+        <w:hyperlink r:id="rId19" w:history="1">
+          <w:r>
+            <w:rPr>
+              <w:rStyle w:val="Hyperlink"/>
+            </w:rPr>
+            <w:t xml:space="preserve">museum </w:t>
+          </w:r>
+        </w:hyperlink>
       </w:r>
       <w:r>
         <w:rPr>
